--- a/docs/TP1-dializador-respuestas.docx
+++ b/docs/TP1-dializador-respuestas.docx
@@ -1988,7 +1988,7 @@
           <w:sz w:val="22"/>
           <w:szCs w:val="22"/>
         </w:rPr>
-        <w:t xml:space="preserve">En solución salina isotónica a 37 °C (Tabla I), el coeficiente de difusión de la Vitamina B12 es </w:t>
+        <w:t xml:space="preserve">La Tabla I reporta difusividades en solución libre, sin membrana de por medio: salina isotónica a 37 °C y dilución infinita. Para la Vitamina B12 el valor adoptado es </w:t>
       </w:r>
       <w:r>
         <w:rPr>
@@ -2008,7 +2008,7 @@
           <w:sz w:val="22"/>
           <w:szCs w:val="22"/>
         </w:rPr>
-        <w:t xml:space="preserve">, frente a 1,81 × 10⁻⁹ m²/s para la urea.</w:t>
+        <w:t xml:space="preserve">, frente a 1,81 × 10⁻⁹ m²/s para la urea. Conviene aclarar que ese valor de la B12 no fue medido por los autores sino estimado mediante la correlación de Polson, con una precisión declarada de ± 15 %; el de la urea, en cambio, sí fue medido (± 3 %).</w:t>
       </w:r>
     </w:p>
     <w:p>
@@ -2022,7 +2022,7 @@
           <w:sz w:val="22"/>
           <w:szCs w:val="22"/>
         </w:rPr>
-        <w:t xml:space="preserve">Para el coeficiente dentro del polímero se empleó la Tabla III del mismo trabajo, que reporta las resistencias de membrana en Cuprophane PT-150 a 37 °C. Como todos los solutos se midieron sobre la misma membrana, el espesor y el área se cancelan y el cociente de resistencias da directamente el cociente de difusividades efectivas:</w:t>
+        <w:t xml:space="preserve">El coeficiente dentro del polímero es otra cosa y sale de otra tabla. La Tabla III reporta las resistencias de membrana medidas en Cuprophane PT-150 a 37 °C. Como todos los solutos se midieron sobre la misma membrana, el espesor y el área se cancelan y el cociente de resistencias da directamente el cociente de difusividades efectivas:</w:t>
       </w:r>
     </w:p>
     <w:p>

--- a/docs/TP1-dializador-respuestas.docx
+++ b/docs/TP1-dializador-respuestas.docx
@@ -1974,21 +1974,7 @@
           <w:sz w:val="22"/>
           <w:szCs w:val="22"/>
         </w:rPr>
-        <w:t xml:space="preserve">Se tomó como referencia el trabajo de Colton, Smith, Merrill y Farrell (1971), que midió las permeabilidades difusivas de membranas de celulosa regenerada con 15 solutos de peso molecular entre 58 y 68.000.</w:t>
-      </w:r>
-    </w:p>
-    <w:p>
-      <w:pPr>
-        <w:spacing w:after="130" w:line="300"/>
-      </w:pPr>
-      <w:r>
-        <w:rPr>
-          <w:rFonts w:ascii="Calibri" w:cs="Calibri" w:eastAsia="Calibri" w:hAnsi="Calibri"/>
-          <w:color w:val="10333C"/>
-          <w:sz w:val="22"/>
-          <w:szCs w:val="22"/>
-        </w:rPr>
-        <w:t xml:space="preserve">La Tabla I reporta difusividades en solución libre, sin membrana de por medio: salina isotónica a 37 °C y dilución infinita. Para la Vitamina B12 el valor adoptado es </w:t>
+        <w:t xml:space="preserve">Se tomó como referencia el trabajo de Colton, Smith, Merrill y Farrell (1971), que midió las permeabilidades difusivas de membranas de celulosa regenerada con 15 solutos de peso molecular entre 58 y 68.000. El polímero elegido es el </w:t>
       </w:r>
       <w:r>
         <w:rPr>
@@ -1999,16 +1985,16 @@
           <w:sz w:val="22"/>
           <w:szCs w:val="22"/>
         </w:rPr>
-        <w:t xml:space="preserve">3,79 × 10⁻¹⁰ m²/s</w:t>
-      </w:r>
-      <w:r>
-        <w:rPr>
-          <w:rFonts w:ascii="Calibri" w:cs="Calibri" w:eastAsia="Calibri" w:hAnsi="Calibri"/>
-          <w:color w:val="10333C"/>
-          <w:sz w:val="22"/>
-          <w:szCs w:val="22"/>
-        </w:rPr>
-        <w:t xml:space="preserve">, frente a 1,81 × 10⁻⁹ m²/s para la urea. Conviene aclarar que ese valor de la B12 no fue medido por los autores sino estimado mediante la correlación de Polson, con una precisión declarada de ± 15 %; el de la urea, en cambio, sí fue medido (± 3 %).</w:t>
+        <w:t xml:space="preserve">Cuprophane PT-150</w:t>
+      </w:r>
+      <w:r>
+        <w:rPr>
+          <w:rFonts w:ascii="Calibri" w:cs="Calibri" w:eastAsia="Calibri" w:hAnsi="Calibri"/>
+          <w:color w:val="10333C"/>
+          <w:sz w:val="22"/>
+          <w:szCs w:val="22"/>
+        </w:rPr>
+        <w:t xml:space="preserve">, una celulosa regenerada de uso corriente en hemodiálisis, medido a 37 °C.</w:t>
       </w:r>
     </w:p>
     <w:p>
@@ -2022,7 +2008,25 @@
           <w:sz w:val="22"/>
           <w:szCs w:val="22"/>
         </w:rPr>
-        <w:t xml:space="preserve">El coeficiente dentro del polímero es otra cosa y sale de otra tabla. La Tabla III reporta las resistencias de membrana medidas en Cuprophane PT-150 a 37 °C. Como todos los solutos se midieron sobre la misma membrana, el espesor y el área se cancelan y el cociente de resistencias da directamente el cociente de difusividades efectivas:</w:t>
+        <w:t xml:space="preserve">El trabajo no tabula el coeficiente de difusión directamente, sino la resistencia de membrana. La conversión es inmediata: la permeabilidad es la inversa de la resistencia, y por definición </w:t>
+      </w:r>
+      <w:r>
+        <w:rPr>
+          <w:rFonts w:ascii="Consolas" w:cs="Consolas" w:eastAsia="Consolas" w:hAnsi="Consolas"/>
+          <w:color w:val="097A5E"/>
+          <w:sz w:val="20"/>
+          <w:szCs w:val="20"/>
+        </w:rPr>
+        <w:t xml:space="preserve">P = K_s·D_m / L</w:t>
+      </w:r>
+      <w:r>
+        <w:rPr>
+          <w:rFonts w:ascii="Calibri" w:cs="Calibri" w:eastAsia="Calibri" w:hAnsi="Calibri"/>
+          <w:color w:val="10333C"/>
+          <w:sz w:val="22"/>
+          <w:szCs w:val="22"/>
+        </w:rPr>
+        <w:t xml:space="preserve">, de donde</w:t>
       </w:r>
     </w:p>
     <w:p>
@@ -2039,7 +2043,7 @@
           <w:sz w:val="22"/>
           <w:szCs w:val="22"/>
         </w:rPr>
-        <w:t xml:space="preserve">D_B12 / D_urea = R_m(urea) / R_m(B12) = 17,0 / 242 = 0,0702</w:t>
+        <w:t xml:space="preserve">K_s · D_m = t_m / R_m</w:t>
       </w:r>
     </w:p>
     <w:p>
@@ -2053,61 +2057,66 @@
           <w:sz w:val="22"/>
           <w:szCs w:val="22"/>
         </w:rPr>
-        <w:t xml:space="preserve">Aplicado al coeficiente de la urea que da la consigna, resulta </w:t>
-      </w:r>
-      <w:r>
-        <w:rPr>
-          <w:rFonts w:ascii="Calibri" w:cs="Calibri" w:eastAsia="Calibri" w:hAnsi="Calibri"/>
-          <w:b/>
-          <w:bCs/>
-          <w:color w:val="10333C"/>
-          <w:sz w:val="22"/>
-          <w:szCs w:val="22"/>
-        </w:rPr>
-        <w:t xml:space="preserve">D(B12) = 7,03 × 10⁻¹² m²/s</w:t>
-      </w:r>
-      <w:r>
-        <w:rPr>
-          <w:rFonts w:ascii="Calibri" w:cs="Calibri" w:eastAsia="Calibri" w:hAnsi="Calibri"/>
-          <w:color w:val="10333C"/>
-          <w:sz w:val="22"/>
-          <w:szCs w:val="22"/>
-        </w:rPr>
-        <w:t xml:space="preserve"> en la membrana.</w:t>
-      </w:r>
-    </w:p>
-    <w:p>
-      <w:pPr>
-        <w:pStyle w:val="Heading2"/>
-        <w:spacing w:after="130" w:before="240"/>
-      </w:pPr>
-      <w:r>
-        <w:rPr>
-          <w:rFonts w:ascii="Cambria" w:cs="Cambria" w:eastAsia="Cambria" w:hAnsi="Cambria"/>
-          <w:b/>
-          <w:bCs/>
-          <w:color w:val="10333C"/>
-        </w:rPr>
-        <w:t xml:space="preserve">4.2 Tasa de clearance</w:t>
-      </w:r>
-    </w:p>
-    <w:p>
-      <w:pPr>
-        <w:spacing w:after="130" w:line="300"/>
-      </w:pPr>
-      <w:r>
-        <w:rPr>
-          <w:rFonts w:ascii="Calibri" w:cs="Calibri" w:eastAsia="Calibri" w:hAnsi="Calibri"/>
-          <w:color w:val="10333C"/>
-          <w:sz w:val="22"/>
-          <w:szCs w:val="22"/>
-        </w:rPr>
-        <w:t xml:space="preserve">Con la geometría base (L = 50 µm, A = 1 m²):</w:t>
+        <w:t xml:space="preserve">Con los datos de la Tabla III (</w:t>
+      </w:r>
+      <w:r>
+        <w:rPr>
+          <w:rFonts w:ascii="Consolas" w:cs="Consolas" w:eastAsia="Consolas" w:hAnsi="Consolas"/>
+          <w:color w:val="097A5E"/>
+          <w:sz w:val="20"/>
+          <w:szCs w:val="20"/>
+        </w:rPr>
+        <w:t xml:space="preserve">R_m</w:t>
+      </w:r>
+      <w:r>
+        <w:rPr>
+          <w:rFonts w:ascii="Calibri" w:cs="Calibri" w:eastAsia="Calibri" w:hAnsi="Calibri"/>
+          <w:color w:val="10333C"/>
+          <w:sz w:val="22"/>
+          <w:szCs w:val="22"/>
+        </w:rPr>
+        <w:t xml:space="preserve"> = 242 min/cm, espesor húmedo </w:t>
+      </w:r>
+      <w:r>
+        <w:rPr>
+          <w:rFonts w:ascii="Consolas" w:cs="Consolas" w:eastAsia="Consolas" w:hAnsi="Consolas"/>
+          <w:color w:val="097A5E"/>
+          <w:sz w:val="20"/>
+          <w:szCs w:val="20"/>
+        </w:rPr>
+        <w:t xml:space="preserve">t_m</w:t>
+      </w:r>
+      <w:r>
+        <w:rPr>
+          <w:rFonts w:ascii="Calibri" w:cs="Calibri" w:eastAsia="Calibri" w:hAnsi="Calibri"/>
+          <w:color w:val="10333C"/>
+          <w:sz w:val="22"/>
+          <w:szCs w:val="22"/>
+        </w:rPr>
+        <w:t xml:space="preserve"> = 1,10 mils = 27,9 µm) y de la Tabla VII (coeficiente de partición </w:t>
+      </w:r>
+      <w:r>
+        <w:rPr>
+          <w:rFonts w:ascii="Consolas" w:cs="Consolas" w:eastAsia="Consolas" w:hAnsi="Consolas"/>
+          <w:color w:val="097A5E"/>
+          <w:sz w:val="20"/>
+          <w:szCs w:val="20"/>
+        </w:rPr>
+        <w:t xml:space="preserve">K_s</w:t>
+      </w:r>
+      <w:r>
+        <w:rPr>
+          <w:rFonts w:ascii="Calibri" w:cs="Calibri" w:eastAsia="Calibri" w:hAnsi="Calibri"/>
+          <w:color w:val="10333C"/>
+          <w:sz w:val="22"/>
+          <w:szCs w:val="22"/>
+        </w:rPr>
+        <w:t xml:space="preserve"> = 0,97):</w:t>
       </w:r>
     </w:p>
     <w:tbl>
       <w:tblPr>
-        <w:tblW w:type="dxa" w:w="8800"/>
+        <w:tblW w:type="dxa" w:w="8400"/>
         <w:tblBorders>
           <w:top w:val="single" w:color="B8C8C6" w:sz="4"/>
           <w:left w:val="none"/>
@@ -2118,10 +2127,9 @@
         </w:tblBorders>
       </w:tblPr>
       <w:tblGrid>
-        <w:gridCol w:w="2600"/>
-        <w:gridCol w:w="2200"/>
-        <w:gridCol w:w="2000"/>
-        <w:gridCol w:w="2000"/>
+        <w:gridCol w:w="3100"/>
+        <w:gridCol w:w="2400"/>
+        <w:gridCol w:w="2900"/>
       </w:tblGrid>
       <w:tr>
         <w:trPr>
@@ -2129,7 +2137,7 @@
         </w:trPr>
         <w:tc>
           <w:tcPr>
-            <w:tcW w:type="dxa" w:w="2600"/>
+            <w:tcW w:type="dxa" w:w="3100"/>
             <w:shd w:fill="E3ECE9" w:val="clear"/>
             <w:tcMar>
               <w:top w:type="dxa" w:w="85"/>
@@ -2151,13 +2159,13 @@
                 <w:sz w:val="19"/>
                 <w:szCs w:val="19"/>
               </w:rPr>
-              <w:t xml:space="preserve">Soluto</w:t>
-            </w:r>
-          </w:p>
-        </w:tc>
-        <w:tc>
-          <w:tcPr>
-            <w:tcW w:type="dxa" w:w="2200"/>
+              <w:t xml:space="preserve">Magnitud</w:t>
+            </w:r>
+          </w:p>
+        </w:tc>
+        <w:tc>
+          <w:tcPr>
+            <w:tcW w:type="dxa" w:w="2400"/>
             <w:shd w:fill="E3ECE9" w:val="clear"/>
             <w:tcMar>
               <w:top w:type="dxa" w:w="85"/>
@@ -2179,13 +2187,13 @@
                 <w:sz w:val="19"/>
                 <w:szCs w:val="19"/>
               </w:rPr>
-              <w:t xml:space="preserve">M (g/mol)</w:t>
-            </w:r>
-          </w:p>
-        </w:tc>
-        <w:tc>
-          <w:tcPr>
-            <w:tcW w:type="dxa" w:w="2000"/>
+              <w:t xml:space="preserve">Valor</w:t>
+            </w:r>
+          </w:p>
+        </w:tc>
+        <w:tc>
+          <w:tcPr>
+            <w:tcW w:type="dxa" w:w="2900"/>
             <w:shd w:fill="E3ECE9" w:val="clear"/>
             <w:tcMar>
               <w:top w:type="dxa" w:w="85"/>
@@ -2207,13 +2215,486 @@
                 <w:sz w:val="19"/>
                 <w:szCs w:val="19"/>
               </w:rPr>
-              <w:t xml:space="preserve">D en membrana</w:t>
-            </w:r>
-          </w:p>
-        </w:tc>
-        <w:tc>
-          <w:tcPr>
-            <w:tcW w:type="dxa" w:w="2000"/>
+              <w:t xml:space="preserve">Significado</w:t>
+            </w:r>
+          </w:p>
+        </w:tc>
+      </w:tr>
+      <w:tr>
+        <w:tc>
+          <w:tcPr>
+            <w:tcW w:type="dxa" w:w="3100"/>
+            <w:tcMar>
+              <w:top w:type="dxa" w:w="85"/>
+              <w:left w:type="dxa" w:w="120"/>
+              <w:bottom w:type="dxa" w:w="85"/>
+              <w:right w:type="dxa" w:w="120"/>
+            </w:tcMar>
+          </w:tcPr>
+          <w:p>
+            <w:pPr>
+              <w:spacing w:after="0"/>
+            </w:pPr>
+            <w:r>
+              <w:rPr>
+                <w:rFonts w:ascii="Consolas" w:cs="Consolas" w:eastAsia="Consolas" w:hAnsi="Consolas"/>
+                <w:b w:val="false"/>
+                <w:bCs w:val="false"/>
+                <w:color w:val="10333C"/>
+                <w:sz w:val="19"/>
+                <w:szCs w:val="19"/>
+              </w:rPr>
+              <w:t xml:space="preserve">K_s · D_m</w:t>
+            </w:r>
+          </w:p>
+        </w:tc>
+        <w:tc>
+          <w:tcPr>
+            <w:tcW w:type="dxa" w:w="2400"/>
+            <w:tcMar>
+              <w:top w:type="dxa" w:w="85"/>
+              <w:left w:type="dxa" w:w="120"/>
+              <w:bottom w:type="dxa" w:w="85"/>
+              <w:right w:type="dxa" w:w="120"/>
+            </w:tcMar>
+          </w:tcPr>
+          <w:p>
+            <w:pPr>
+              <w:spacing w:after="0"/>
+            </w:pPr>
+            <w:r>
+              <w:rPr>
+                <w:rFonts w:ascii="Consolas" w:cs="Consolas" w:eastAsia="Consolas" w:hAnsi="Consolas"/>
+                <w:b w:val="false"/>
+                <w:bCs w:val="false"/>
+                <w:color w:val="10333C"/>
+                <w:sz w:val="19"/>
+                <w:szCs w:val="19"/>
+              </w:rPr>
+              <w:t xml:space="preserve">1,92 × 10⁻¹¹ m²/s</w:t>
+            </w:r>
+          </w:p>
+        </w:tc>
+        <w:tc>
+          <w:tcPr>
+            <w:tcW w:type="dxa" w:w="2900"/>
+            <w:tcMar>
+              <w:top w:type="dxa" w:w="85"/>
+              <w:left w:type="dxa" w:w="120"/>
+              <w:bottom w:type="dxa" w:w="85"/>
+              <w:right w:type="dxa" w:w="120"/>
+            </w:tcMar>
+          </w:tcPr>
+          <w:p>
+            <w:pPr>
+              <w:spacing w:after="0"/>
+            </w:pPr>
+            <w:r>
+              <w:rPr>
+                <w:rFonts w:ascii="Consolas" w:cs="Consolas" w:eastAsia="Consolas" w:hAnsi="Consolas"/>
+                <w:b w:val="false"/>
+                <w:bCs w:val="false"/>
+                <w:color w:val="10333C"/>
+                <w:sz w:val="19"/>
+                <w:szCs w:val="19"/>
+              </w:rPr>
+              <w:t xml:space="preserve">Es el D del modelo del TP</w:t>
+            </w:r>
+          </w:p>
+        </w:tc>
+      </w:tr>
+      <w:tr>
+        <w:tc>
+          <w:tcPr>
+            <w:tcW w:type="dxa" w:w="3100"/>
+            <w:tcMar>
+              <w:top w:type="dxa" w:w="85"/>
+              <w:left w:type="dxa" w:w="120"/>
+              <w:bottom w:type="dxa" w:w="85"/>
+              <w:right w:type="dxa" w:w="120"/>
+            </w:tcMar>
+          </w:tcPr>
+          <w:p>
+            <w:pPr>
+              <w:spacing w:after="0"/>
+            </w:pPr>
+            <w:r>
+              <w:rPr>
+                <w:rFonts w:ascii="Consolas" w:cs="Consolas" w:eastAsia="Consolas" w:hAnsi="Consolas"/>
+                <w:b w:val="false"/>
+                <w:bCs w:val="false"/>
+                <w:color w:val="10333C"/>
+                <w:sz w:val="19"/>
+                <w:szCs w:val="19"/>
+              </w:rPr>
+              <w:t xml:space="preserve">D_m</w:t>
+            </w:r>
+          </w:p>
+        </w:tc>
+        <w:tc>
+          <w:tcPr>
+            <w:tcW w:type="dxa" w:w="2400"/>
+            <w:tcMar>
+              <w:top w:type="dxa" w:w="85"/>
+              <w:left w:type="dxa" w:w="120"/>
+              <w:bottom w:type="dxa" w:w="85"/>
+              <w:right w:type="dxa" w:w="120"/>
+            </w:tcMar>
+          </w:tcPr>
+          <w:p>
+            <w:pPr>
+              <w:spacing w:after="0"/>
+            </w:pPr>
+            <w:r>
+              <w:rPr>
+                <w:rFonts w:ascii="Consolas" w:cs="Consolas" w:eastAsia="Consolas" w:hAnsi="Consolas"/>
+                <w:b w:val="false"/>
+                <w:bCs w:val="false"/>
+                <w:color w:val="10333C"/>
+                <w:sz w:val="19"/>
+                <w:szCs w:val="19"/>
+              </w:rPr>
+              <w:t xml:space="preserve">1,98 × 10⁻¹¹ m²/s</w:t>
+            </w:r>
+          </w:p>
+        </w:tc>
+        <w:tc>
+          <w:tcPr>
+            <w:tcW w:type="dxa" w:w="2900"/>
+            <w:tcMar>
+              <w:top w:type="dxa" w:w="85"/>
+              <w:left w:type="dxa" w:w="120"/>
+              <w:bottom w:type="dxa" w:w="85"/>
+              <w:right w:type="dxa" w:w="120"/>
+            </w:tcMar>
+          </w:tcPr>
+          <w:p>
+            <w:pPr>
+              <w:spacing w:after="0"/>
+            </w:pPr>
+            <w:r>
+              <w:rPr>
+                <w:rFonts w:ascii="Consolas" w:cs="Consolas" w:eastAsia="Consolas" w:hAnsi="Consolas"/>
+                <w:b w:val="false"/>
+                <w:bCs w:val="false"/>
+                <w:color w:val="10333C"/>
+                <w:sz w:val="19"/>
+                <w:szCs w:val="19"/>
+              </w:rPr>
+              <w:t xml:space="preserve">Difusividad en la fase membrana</w:t>
+            </w:r>
+          </w:p>
+        </w:tc>
+      </w:tr>
+    </w:tbl>
+    <w:p>
+      <w:pPr>
+        <w:spacing w:after="220"/>
+      </w:pPr>
+      <w:r>
+        <w:t xml:space="preserve"/>
+      </w:r>
+    </w:p>
+    <w:p>
+      <w:pPr>
+        <w:spacing w:after="130" w:line="300"/>
+      </w:pPr>
+      <w:r>
+        <w:rPr>
+          <w:rFonts w:ascii="Calibri" w:cs="Calibri" w:eastAsia="Calibri" w:hAnsi="Calibri"/>
+          <w:b/>
+          <w:bCs/>
+          <w:color w:val="10333C"/>
+          <w:sz w:val="22"/>
+          <w:szCs w:val="22"/>
+        </w:rPr>
+        <w:t xml:space="preserve">El coeficiente de difusión de la Vitamina B12 en celulosa regenerada es 1,92 × 10⁻¹¹ m²/s.</w:t>
+      </w:r>
+      <w:r>
+        <w:rPr>
+          <w:rFonts w:ascii="Calibri" w:cs="Calibri" w:eastAsia="Calibri" w:hAnsi="Calibri"/>
+          <w:color w:val="10333C"/>
+          <w:sz w:val="22"/>
+          <w:szCs w:val="22"/>
+        </w:rPr>
+        <w:t xml:space="preserve"> Conviene usar el producto </w:t>
+      </w:r>
+      <w:r>
+        <w:rPr>
+          <w:rFonts w:ascii="Consolas" w:cs="Consolas" w:eastAsia="Consolas" w:hAnsi="Consolas"/>
+          <w:color w:val="097A5E"/>
+          <w:sz w:val="20"/>
+          <w:szCs w:val="20"/>
+        </w:rPr>
+        <w:t xml:space="preserve">K_s·D_m</w:t>
+      </w:r>
+      <w:r>
+        <w:rPr>
+          <w:rFonts w:ascii="Calibri" w:cs="Calibri" w:eastAsia="Calibri" w:hAnsi="Calibri"/>
+          <w:color w:val="10333C"/>
+          <w:sz w:val="22"/>
+          <w:szCs w:val="22"/>
+        </w:rPr>
+        <w:t xml:space="preserve"> y no </w:t>
+      </w:r>
+      <w:r>
+        <w:rPr>
+          <w:rFonts w:ascii="Consolas" w:cs="Consolas" w:eastAsia="Consolas" w:hAnsi="Consolas"/>
+          <w:color w:val="097A5E"/>
+          <w:sz w:val="20"/>
+          <w:szCs w:val="20"/>
+        </w:rPr>
+        <w:t xml:space="preserve">D_m</w:t>
+      </w:r>
+      <w:r>
+        <w:rPr>
+          <w:rFonts w:ascii="Calibri" w:cs="Calibri" w:eastAsia="Calibri" w:hAnsi="Calibri"/>
+          <w:color w:val="10333C"/>
+          <w:sz w:val="22"/>
+          <w:szCs w:val="22"/>
+        </w:rPr>
+        <w:t xml:space="preserve"> a secas, porque el modelo del TP define el clearance contra la concentración del lado de la sangre: </w:t>
+      </w:r>
+      <w:r>
+        <w:rPr>
+          <w:rFonts w:ascii="Consolas" w:cs="Consolas" w:eastAsia="Consolas" w:hAnsi="Consolas"/>
+          <w:color w:val="097A5E"/>
+          <w:sz w:val="20"/>
+          <w:szCs w:val="20"/>
+        </w:rPr>
+        <w:t xml:space="preserve">Cl = (K_s·D_m/L)·A</w:t>
+      </w:r>
+      <w:r>
+        <w:rPr>
+          <w:rFonts w:ascii="Calibri" w:cs="Calibri" w:eastAsia="Calibri" w:hAnsi="Calibri"/>
+          <w:color w:val="10333C"/>
+          <w:sz w:val="22"/>
+          <w:szCs w:val="22"/>
+        </w:rPr>
+        <w:t xml:space="preserve">. Como en este caso </w:t>
+      </w:r>
+      <w:r>
+        <w:rPr>
+          <w:rFonts w:ascii="Consolas" w:cs="Consolas" w:eastAsia="Consolas" w:hAnsi="Consolas"/>
+          <w:color w:val="097A5E"/>
+          <w:sz w:val="20"/>
+          <w:szCs w:val="20"/>
+        </w:rPr>
+        <w:t xml:space="preserve">K_s</w:t>
+      </w:r>
+      <w:r>
+        <w:rPr>
+          <w:rFonts w:ascii="Calibri" w:cs="Calibri" w:eastAsia="Calibri" w:hAnsi="Calibri"/>
+          <w:color w:val="10333C"/>
+          <w:sz w:val="22"/>
+          <w:szCs w:val="22"/>
+        </w:rPr>
+        <w:t xml:space="preserve"> vale casi uno, ambos valores casi coinciden.</w:t>
+      </w:r>
+    </w:p>
+    <w:p>
+      <w:pPr>
+        <w:spacing w:after="130" w:line="300"/>
+      </w:pPr>
+      <w:r>
+        <w:rPr>
+          <w:rFonts w:ascii="Calibri" w:cs="Calibri" w:eastAsia="Calibri" w:hAnsi="Calibri"/>
+          <w:color w:val="10333C"/>
+          <w:sz w:val="22"/>
+          <w:szCs w:val="22"/>
+        </w:rPr>
+        <w:t xml:space="preserve">A modo de referencia, la Tabla I del mismo trabajo reporta la difusividad en solución libre (salina isotónica, 37 °C): </w:t>
+      </w:r>
+      <w:r>
+        <w:rPr>
+          <w:rFonts w:ascii="Calibri" w:cs="Calibri" w:eastAsia="Calibri" w:hAnsi="Calibri"/>
+          <w:b/>
+          <w:bCs/>
+          <w:color w:val="10333C"/>
+          <w:sz w:val="22"/>
+          <w:szCs w:val="22"/>
+        </w:rPr>
+        <w:t xml:space="preserve">3,79 × 10⁻¹⁰ m²/s</w:t>
+      </w:r>
+      <w:r>
+        <w:rPr>
+          <w:rFonts w:ascii="Calibri" w:cs="Calibri" w:eastAsia="Calibri" w:hAnsi="Calibri"/>
+          <w:color w:val="10333C"/>
+          <w:sz w:val="22"/>
+          <w:szCs w:val="22"/>
+        </w:rPr>
+        <w:t xml:space="preserve"> para la B12 contra 1,81 × 10⁻⁹ m²/s para la urea. Ese valor de la B12 no fue medido por los autores sino estimado mediante la correlación de Polson, con una precisión declarada de ± 15 %; el de la urea sí fue medido (± 3 %).</w:t>
+      </w:r>
+    </w:p>
+    <w:p>
+      <w:pPr>
+        <w:pStyle w:val="Heading2"/>
+        <w:spacing w:after="130" w:before="240"/>
+      </w:pPr>
+      <w:r>
+        <w:rPr>
+          <w:rFonts w:ascii="Cambria" w:cs="Cambria" w:eastAsia="Cambria" w:hAnsi="Cambria"/>
+          <w:b/>
+          <w:bCs/>
+          <w:color w:val="10333C"/>
+        </w:rPr>
+        <w:t xml:space="preserve">4.2 Tasa de clearance</w:t>
+      </w:r>
+    </w:p>
+    <w:p>
+      <w:pPr>
+        <w:spacing w:after="130" w:line="300"/>
+      </w:pPr>
+      <w:r>
+        <w:rPr>
+          <w:rFonts w:ascii="Calibri" w:cs="Calibri" w:eastAsia="Calibri" w:hAnsi="Calibri"/>
+          <w:color w:val="10333C"/>
+          <w:sz w:val="22"/>
+          <w:szCs w:val="22"/>
+        </w:rPr>
+        <w:t xml:space="preserve">Aplicando el coeficiente investigado a la geometría del TP (L = 50 µm, A = 1 m²):</w:t>
+      </w:r>
+    </w:p>
+    <w:p>
+      <w:pPr>
+        <w:spacing w:after="160" w:before="140"/>
+        <w:jc w:val="center"/>
+      </w:pPr>
+      <w:r>
+        <w:rPr>
+          <w:rFonts w:ascii="Consolas" w:cs="Consolas" w:eastAsia="Consolas" w:hAnsi="Consolas"/>
+          <w:b/>
+          <w:bCs/>
+          <w:color w:val="097A5E"/>
+          <w:sz w:val="22"/>
+          <w:szCs w:val="22"/>
+        </w:rPr>
+        <w:t xml:space="preserve">Cl = D · A / L = 1,92×10⁻¹¹ · 1 / 50×10⁻⁶ = 3,85×10⁻⁷ m³/s</w:t>
+      </w:r>
+    </w:p>
+    <w:p>
+      <w:pPr>
+        <w:spacing w:after="130" w:line="300"/>
+      </w:pPr>
+      <w:r>
+        <w:rPr>
+          <w:rFonts w:ascii="Calibri" w:cs="Calibri" w:eastAsia="Calibri" w:hAnsi="Calibri"/>
+          <w:b/>
+          <w:bCs/>
+          <w:color w:val="10333C"/>
+          <w:sz w:val="22"/>
+          <w:szCs w:val="22"/>
+        </w:rPr>
+        <w:t xml:space="preserve">El clearance de la Vitamina B12 es de 23,09 mL/min.</w:t>
+      </w:r>
+    </w:p>
+    <w:p>
+      <w:pPr>
+        <w:spacing w:after="130" w:line="300"/>
+      </w:pPr>
+      <w:r>
+        <w:rPr>
+          <w:rFonts w:ascii="Calibri" w:cs="Calibri" w:eastAsia="Calibri" w:hAnsi="Calibri"/>
+          <w:color w:val="10333C"/>
+          <w:sz w:val="22"/>
+          <w:szCs w:val="22"/>
+        </w:rPr>
+        <w:t xml:space="preserve">Un cálculo alternativo consiste en no usar el valor absoluto sino el cociente de resistencias, aplicándolo sobre el coeficiente de la urea que da la consigna. Como ambos solutos se midieron sobre la misma membrana, ese cociente es directamente el de difusividades:</w:t>
+      </w:r>
+    </w:p>
+    <w:p>
+      <w:pPr>
+        <w:spacing w:after="160" w:before="140"/>
+        <w:jc w:val="center"/>
+      </w:pPr>
+      <w:r>
+        <w:rPr>
+          <w:rFonts w:ascii="Consolas" w:cs="Consolas" w:eastAsia="Consolas" w:hAnsi="Consolas"/>
+          <w:b/>
+          <w:bCs/>
+          <w:color w:val="097A5E"/>
+          <w:sz w:val="22"/>
+          <w:szCs w:val="22"/>
+        </w:rPr>
+        <w:t xml:space="preserve">D_B12 / D_urea = R_m(urea) / R_m(B12) = 17,0 / 242 = 0,0702</w:t>
+      </w:r>
+    </w:p>
+    <w:p>
+      <w:pPr>
+        <w:spacing w:after="130" w:line="300"/>
+      </w:pPr>
+      <w:r>
+        <w:rPr>
+          <w:rFonts w:ascii="Calibri" w:cs="Calibri" w:eastAsia="Calibri" w:hAnsi="Calibri"/>
+          <w:color w:val="10333C"/>
+          <w:sz w:val="22"/>
+          <w:szCs w:val="22"/>
+        </w:rPr>
+        <w:t xml:space="preserve">Por esta vía resulta </w:t>
+      </w:r>
+      <w:r>
+        <w:rPr>
+          <w:rFonts w:ascii="Consolas" w:cs="Consolas" w:eastAsia="Consolas" w:hAnsi="Consolas"/>
+          <w:color w:val="097A5E"/>
+          <w:sz w:val="20"/>
+          <w:szCs w:val="20"/>
+        </w:rPr>
+        <w:t xml:space="preserve">D</w:t>
+      </w:r>
+      <w:r>
+        <w:rPr>
+          <w:rFonts w:ascii="Calibri" w:cs="Calibri" w:eastAsia="Calibri" w:hAnsi="Calibri"/>
+          <w:color w:val="10333C"/>
+          <w:sz w:val="22"/>
+          <w:szCs w:val="22"/>
+        </w:rPr>
+        <w:t xml:space="preserve"> = 7,03 × 10⁻¹² m²/s y un clearance de </w:t>
+      </w:r>
+      <w:r>
+        <w:rPr>
+          <w:rFonts w:ascii="Calibri" w:cs="Calibri" w:eastAsia="Calibri" w:hAnsi="Calibri"/>
+          <w:b/>
+          <w:bCs/>
+          <w:color w:val="10333C"/>
+          <w:sz w:val="22"/>
+          <w:szCs w:val="22"/>
+        </w:rPr>
+        <w:t xml:space="preserve">8,43 mL/min</w:t>
+      </w:r>
+      <w:r>
+        <w:rPr>
+          <w:rFonts w:ascii="Calibri" w:cs="Calibri" w:eastAsia="Calibri" w:hAnsi="Calibri"/>
+          <w:color w:val="10333C"/>
+          <w:sz w:val="22"/>
+          <w:szCs w:val="22"/>
+        </w:rPr>
+        <w:t xml:space="preserve">.</w:t>
+      </w:r>
+    </w:p>
+    <w:tbl>
+      <w:tblPr>
+        <w:tblW w:type="dxa" w:w="8400"/>
+        <w:tblBorders>
+          <w:top w:val="single" w:color="B8C8C6" w:sz="4"/>
+          <w:left w:val="none"/>
+          <w:bottom w:val="single" w:color="B8C8C6" w:sz="4"/>
+          <w:right w:val="none"/>
+          <w:insideH w:val="single" w:color="D6E2DF" w:sz="2"/>
+          <w:insideV w:val="none"/>
+        </w:tblBorders>
+      </w:tblPr>
+      <w:tblGrid>
+        <w:gridCol w:w="2900"/>
+        <w:gridCol w:w="2400"/>
+        <w:gridCol w:w="3100"/>
+      </w:tblGrid>
+      <w:tr>
+        <w:trPr>
+          <w:tblHeader/>
+        </w:trPr>
+        <w:tc>
+          <w:tcPr>
+            <w:tcW w:type="dxa" w:w="2900"/>
             <w:shd w:fill="E3ECE9" w:val="clear"/>
             <w:tcMar>
               <w:top w:type="dxa" w:w="85"/>
@@ -2235,7 +2716,63 @@
                 <w:sz w:val="19"/>
                 <w:szCs w:val="19"/>
               </w:rPr>
-              <w:t xml:space="preserve">Cl (mL/min)</w:t>
+              <w:t xml:space="preserve">Vía de cálculo</w:t>
+            </w:r>
+          </w:p>
+        </w:tc>
+        <w:tc>
+          <w:tcPr>
+            <w:tcW w:type="dxa" w:w="2400"/>
+            <w:shd w:fill="E3ECE9" w:val="clear"/>
+            <w:tcMar>
+              <w:top w:type="dxa" w:w="85"/>
+              <w:left w:type="dxa" w:w="120"/>
+              <w:bottom w:type="dxa" w:w="85"/>
+              <w:right w:type="dxa" w:w="120"/>
+            </w:tcMar>
+          </w:tcPr>
+          <w:p>
+            <w:pPr>
+              <w:spacing w:after="0"/>
+            </w:pPr>
+            <w:r>
+              <w:rPr>
+                <w:rFonts w:ascii="Calibri" w:cs="Calibri" w:eastAsia="Calibri" w:hAnsi="Calibri"/>
+                <w:b/>
+                <w:bCs/>
+                <w:color w:val="5A6A6E"/>
+                <w:sz w:val="19"/>
+                <w:szCs w:val="19"/>
+              </w:rPr>
+              <w:t xml:space="preserve">Cl B12</w:t>
+            </w:r>
+          </w:p>
+        </w:tc>
+        <w:tc>
+          <w:tcPr>
+            <w:tcW w:type="dxa" w:w="3100"/>
+            <w:shd w:fill="E3ECE9" w:val="clear"/>
+            <w:tcMar>
+              <w:top w:type="dxa" w:w="85"/>
+              <w:left w:type="dxa" w:w="120"/>
+              <w:bottom w:type="dxa" w:w="85"/>
+              <w:right w:type="dxa" w:w="120"/>
+            </w:tcMar>
+          </w:tcPr>
+          <w:p>
+            <w:pPr>
+              <w:spacing w:after="0"/>
+            </w:pPr>
+            <w:r>
+              <w:rPr>
+                <w:rFonts w:ascii="Calibri" w:cs="Calibri" w:eastAsia="Calibri" w:hAnsi="Calibri"/>
+                <w:b/>
+                <w:bCs/>
+                <w:color w:val="5A6A6E"/>
+                <w:sz w:val="19"/>
+                <w:szCs w:val="19"/>
+              </w:rPr>
+              <w:t xml:space="preserve">Coherencia con la urea</w:t>
             </w:r>
           </w:p>
         </w:tc>
@@ -2243,109 +2780,82 @@
       <w:tr>
         <w:tc>
           <w:tcPr>
-            <w:tcW w:type="dxa" w:w="2600"/>
-            <w:tcMar>
-              <w:top w:type="dxa" w:w="85"/>
-              <w:left w:type="dxa" w:w="120"/>
-              <w:bottom w:type="dxa" w:w="85"/>
-              <w:right w:type="dxa" w:w="120"/>
-            </w:tcMar>
-          </w:tcPr>
-          <w:p>
-            <w:pPr>
-              <w:spacing w:after="0"/>
-            </w:pPr>
-            <w:r>
-              <w:rPr>
-                <w:rFonts w:ascii="Consolas" w:cs="Consolas" w:eastAsia="Consolas" w:hAnsi="Consolas"/>
-                <w:b w:val="false"/>
-                <w:bCs w:val="false"/>
-                <w:color w:val="10333C"/>
-                <w:sz w:val="19"/>
-                <w:szCs w:val="19"/>
-              </w:rPr>
-              <w:t xml:space="preserve">Urea</w:t>
-            </w:r>
-          </w:p>
-        </w:tc>
-        <w:tc>
-          <w:tcPr>
-            <w:tcW w:type="dxa" w:w="2200"/>
-            <w:tcMar>
-              <w:top w:type="dxa" w:w="85"/>
-              <w:left w:type="dxa" w:w="120"/>
-              <w:bottom w:type="dxa" w:w="85"/>
-              <w:right w:type="dxa" w:w="120"/>
-            </w:tcMar>
-          </w:tcPr>
-          <w:p>
-            <w:pPr>
-              <w:spacing w:after="0"/>
-            </w:pPr>
-            <w:r>
-              <w:rPr>
-                <w:rFonts w:ascii="Consolas" w:cs="Consolas" w:eastAsia="Consolas" w:hAnsi="Consolas"/>
-                <w:b w:val="false"/>
-                <w:bCs w:val="false"/>
-                <w:color w:val="10333C"/>
-                <w:sz w:val="19"/>
-                <w:szCs w:val="19"/>
-              </w:rPr>
-              <w:t xml:space="preserve">60,06</w:t>
-            </w:r>
-          </w:p>
-        </w:tc>
-        <w:tc>
-          <w:tcPr>
-            <w:tcW w:type="dxa" w:w="2000"/>
-            <w:tcMar>
-              <w:top w:type="dxa" w:w="85"/>
-              <w:left w:type="dxa" w:w="120"/>
-              <w:bottom w:type="dxa" w:w="85"/>
-              <w:right w:type="dxa" w:w="120"/>
-            </w:tcMar>
-          </w:tcPr>
-          <w:p>
-            <w:pPr>
-              <w:spacing w:after="0"/>
-            </w:pPr>
-            <w:r>
-              <w:rPr>
-                <w:rFonts w:ascii="Consolas" w:cs="Consolas" w:eastAsia="Consolas" w:hAnsi="Consolas"/>
-                <w:b w:val="false"/>
-                <w:bCs w:val="false"/>
-                <w:color w:val="10333C"/>
-                <w:sz w:val="19"/>
-                <w:szCs w:val="19"/>
-              </w:rPr>
-              <w:t xml:space="preserve">1,00 × 10⁻¹⁰</w:t>
-            </w:r>
-          </w:p>
-        </w:tc>
-        <w:tc>
-          <w:tcPr>
-            <w:tcW w:type="dxa" w:w="2000"/>
-            <w:tcMar>
-              <w:top w:type="dxa" w:w="85"/>
-              <w:left w:type="dxa" w:w="120"/>
-              <w:bottom w:type="dxa" w:w="85"/>
-              <w:right w:type="dxa" w:w="120"/>
-            </w:tcMar>
-          </w:tcPr>
-          <w:p>
-            <w:pPr>
-              <w:spacing w:after="0"/>
-            </w:pPr>
-            <w:r>
-              <w:rPr>
-                <w:rFonts w:ascii="Consolas" w:cs="Consolas" w:eastAsia="Consolas" w:hAnsi="Consolas"/>
-                <w:b w:val="false"/>
-                <w:bCs w:val="false"/>
-                <w:color w:val="10333C"/>
-                <w:sz w:val="19"/>
-                <w:szCs w:val="19"/>
-              </w:rPr>
-              <w:t xml:space="preserve">120,00</w:t>
+            <w:tcW w:type="dxa" w:w="2900"/>
+            <w:tcMar>
+              <w:top w:type="dxa" w:w="85"/>
+              <w:left w:type="dxa" w:w="120"/>
+              <w:bottom w:type="dxa" w:w="85"/>
+              <w:right w:type="dxa" w:w="120"/>
+            </w:tcMar>
+          </w:tcPr>
+          <w:p>
+            <w:pPr>
+              <w:spacing w:after="0"/>
+            </w:pPr>
+            <w:r>
+              <w:rPr>
+                <w:rFonts w:ascii="Consolas" w:cs="Consolas" w:eastAsia="Consolas" w:hAnsi="Consolas"/>
+                <w:b w:val="false"/>
+                <w:bCs w:val="false"/>
+                <w:color w:val="10333C"/>
+                <w:sz w:val="19"/>
+                <w:szCs w:val="19"/>
+              </w:rPr>
+              <w:t xml:space="preserve">D medido en Cuprophane</w:t>
+            </w:r>
+          </w:p>
+        </w:tc>
+        <w:tc>
+          <w:tcPr>
+            <w:tcW w:type="dxa" w:w="2400"/>
+            <w:tcMar>
+              <w:top w:type="dxa" w:w="85"/>
+              <w:left w:type="dxa" w:w="120"/>
+              <w:bottom w:type="dxa" w:w="85"/>
+              <w:right w:type="dxa" w:w="120"/>
+            </w:tcMar>
+          </w:tcPr>
+          <w:p>
+            <w:pPr>
+              <w:spacing w:after="0"/>
+            </w:pPr>
+            <w:r>
+              <w:rPr>
+                <w:rFonts w:ascii="Consolas" w:cs="Consolas" w:eastAsia="Consolas" w:hAnsi="Consolas"/>
+                <w:b w:val="false"/>
+                <w:bCs w:val="false"/>
+                <w:color w:val="10333C"/>
+                <w:sz w:val="19"/>
+                <w:szCs w:val="19"/>
+              </w:rPr>
+              <w:t xml:space="preserve">23,09 mL/min</w:t>
+            </w:r>
+          </w:p>
+        </w:tc>
+        <w:tc>
+          <w:tcPr>
+            <w:tcW w:type="dxa" w:w="3100"/>
+            <w:tcMar>
+              <w:top w:type="dxa" w:w="85"/>
+              <w:left w:type="dxa" w:w="120"/>
+              <w:bottom w:type="dxa" w:w="85"/>
+              <w:right w:type="dxa" w:w="120"/>
+            </w:tcMar>
+          </w:tcPr>
+          <w:p>
+            <w:pPr>
+              <w:spacing w:after="0"/>
+            </w:pPr>
+            <w:r>
+              <w:rPr>
+                <w:rFonts w:ascii="Consolas" w:cs="Consolas" w:eastAsia="Consolas" w:hAnsi="Consolas"/>
+                <w:b w:val="false"/>
+                <w:bCs w:val="false"/>
+                <w:color w:val="10333C"/>
+                <w:sz w:val="19"/>
+                <w:szCs w:val="19"/>
+              </w:rPr>
+              <w:t xml:space="preserve">Urea daría 328,7 mL/min</w:t>
             </w:r>
           </w:p>
         </w:tc>
@@ -2353,109 +2863,82 @@
       <w:tr>
         <w:tc>
           <w:tcPr>
-            <w:tcW w:type="dxa" w:w="2600"/>
-            <w:tcMar>
-              <w:top w:type="dxa" w:w="85"/>
-              <w:left w:type="dxa" w:w="120"/>
-              <w:bottom w:type="dxa" w:w="85"/>
-              <w:right w:type="dxa" w:w="120"/>
-            </w:tcMar>
-          </w:tcPr>
-          <w:p>
-            <w:pPr>
-              <w:spacing w:after="0"/>
-            </w:pPr>
-            <w:r>
-              <w:rPr>
-                <w:rFonts w:ascii="Consolas" w:cs="Consolas" w:eastAsia="Consolas" w:hAnsi="Consolas"/>
-                <w:b w:val="false"/>
-                <w:bCs w:val="false"/>
-                <w:color w:val="10333C"/>
-                <w:sz w:val="19"/>
-                <w:szCs w:val="19"/>
-              </w:rPr>
-              <w:t xml:space="preserve">Vitamina B12</w:t>
-            </w:r>
-          </w:p>
-        </w:tc>
-        <w:tc>
-          <w:tcPr>
-            <w:tcW w:type="dxa" w:w="2200"/>
-            <w:tcMar>
-              <w:top w:type="dxa" w:w="85"/>
-              <w:left w:type="dxa" w:w="120"/>
-              <w:bottom w:type="dxa" w:w="85"/>
-              <w:right w:type="dxa" w:w="120"/>
-            </w:tcMar>
-          </w:tcPr>
-          <w:p>
-            <w:pPr>
-              <w:spacing w:after="0"/>
-            </w:pPr>
-            <w:r>
-              <w:rPr>
-                <w:rFonts w:ascii="Consolas" w:cs="Consolas" w:eastAsia="Consolas" w:hAnsi="Consolas"/>
-                <w:b w:val="false"/>
-                <w:bCs w:val="false"/>
-                <w:color w:val="10333C"/>
-                <w:sz w:val="19"/>
-                <w:szCs w:val="19"/>
-              </w:rPr>
-              <w:t xml:space="preserve">1355</w:t>
-            </w:r>
-          </w:p>
-        </w:tc>
-        <w:tc>
-          <w:tcPr>
-            <w:tcW w:type="dxa" w:w="2000"/>
-            <w:tcMar>
-              <w:top w:type="dxa" w:w="85"/>
-              <w:left w:type="dxa" w:w="120"/>
-              <w:bottom w:type="dxa" w:w="85"/>
-              <w:right w:type="dxa" w:w="120"/>
-            </w:tcMar>
-          </w:tcPr>
-          <w:p>
-            <w:pPr>
-              <w:spacing w:after="0"/>
-            </w:pPr>
-            <w:r>
-              <w:rPr>
-                <w:rFonts w:ascii="Consolas" w:cs="Consolas" w:eastAsia="Consolas" w:hAnsi="Consolas"/>
-                <w:b w:val="false"/>
-                <w:bCs w:val="false"/>
-                <w:color w:val="10333C"/>
-                <w:sz w:val="19"/>
-                <w:szCs w:val="19"/>
-              </w:rPr>
-              <w:t xml:space="preserve">7,03 × 10⁻¹²</w:t>
-            </w:r>
-          </w:p>
-        </w:tc>
-        <w:tc>
-          <w:tcPr>
-            <w:tcW w:type="dxa" w:w="2000"/>
-            <w:tcMar>
-              <w:top w:type="dxa" w:w="85"/>
-              <w:left w:type="dxa" w:w="120"/>
-              <w:bottom w:type="dxa" w:w="85"/>
-              <w:right w:type="dxa" w:w="120"/>
-            </w:tcMar>
-          </w:tcPr>
-          <w:p>
-            <w:pPr>
-              <w:spacing w:after="0"/>
-            </w:pPr>
-            <w:r>
-              <w:rPr>
-                <w:rFonts w:ascii="Consolas" w:cs="Consolas" w:eastAsia="Consolas" w:hAnsi="Consolas"/>
-                <w:b w:val="false"/>
-                <w:bCs w:val="false"/>
-                <w:color w:val="10333C"/>
-                <w:sz w:val="19"/>
-                <w:szCs w:val="19"/>
-              </w:rPr>
-              <w:t xml:space="preserve">8,43</w:t>
+            <w:tcW w:type="dxa" w:w="2900"/>
+            <w:tcMar>
+              <w:top w:type="dxa" w:w="85"/>
+              <w:left w:type="dxa" w:w="120"/>
+              <w:bottom w:type="dxa" w:w="85"/>
+              <w:right w:type="dxa" w:w="120"/>
+            </w:tcMar>
+          </w:tcPr>
+          <w:p>
+            <w:pPr>
+              <w:spacing w:after="0"/>
+            </w:pPr>
+            <w:r>
+              <w:rPr>
+                <w:rFonts w:ascii="Consolas" w:cs="Consolas" w:eastAsia="Consolas" w:hAnsi="Consolas"/>
+                <w:b w:val="false"/>
+                <w:bCs w:val="false"/>
+                <w:color w:val="10333C"/>
+                <w:sz w:val="19"/>
+                <w:szCs w:val="19"/>
+              </w:rPr>
+              <w:t xml:space="preserve">Cociente sobre el D de cátedra</w:t>
+            </w:r>
+          </w:p>
+        </w:tc>
+        <w:tc>
+          <w:tcPr>
+            <w:tcW w:type="dxa" w:w="2400"/>
+            <w:tcMar>
+              <w:top w:type="dxa" w:w="85"/>
+              <w:left w:type="dxa" w:w="120"/>
+              <w:bottom w:type="dxa" w:w="85"/>
+              <w:right w:type="dxa" w:w="120"/>
+            </w:tcMar>
+          </w:tcPr>
+          <w:p>
+            <w:pPr>
+              <w:spacing w:after="0"/>
+            </w:pPr>
+            <w:r>
+              <w:rPr>
+                <w:rFonts w:ascii="Consolas" w:cs="Consolas" w:eastAsia="Consolas" w:hAnsi="Consolas"/>
+                <w:b w:val="false"/>
+                <w:bCs w:val="false"/>
+                <w:color w:val="10333C"/>
+                <w:sz w:val="19"/>
+                <w:szCs w:val="19"/>
+              </w:rPr>
+              <w:t xml:space="preserve">8,43 mL/min</w:t>
+            </w:r>
+          </w:p>
+        </w:tc>
+        <w:tc>
+          <w:tcPr>
+            <w:tcW w:type="dxa" w:w="3100"/>
+            <w:tcMar>
+              <w:top w:type="dxa" w:w="85"/>
+              <w:left w:type="dxa" w:w="120"/>
+              <w:bottom w:type="dxa" w:w="85"/>
+              <w:right w:type="dxa" w:w="120"/>
+            </w:tcMar>
+          </w:tcPr>
+          <w:p>
+            <w:pPr>
+              <w:spacing w:after="0"/>
+            </w:pPr>
+            <w:r>
+              <w:rPr>
+                <w:rFonts w:ascii="Consolas" w:cs="Consolas" w:eastAsia="Consolas" w:hAnsi="Consolas"/>
+                <w:b w:val="false"/>
+                <w:bCs w:val="false"/>
+                <w:color w:val="10333C"/>
+                <w:sz w:val="19"/>
+                <w:szCs w:val="19"/>
+              </w:rPr>
+              <w:t xml:space="preserve">Urea da 120,00 mL/min</w:t>
             </w:r>
           </w:p>
         </w:tc>
@@ -2482,16 +2965,36 @@
           <w:sz w:val="22"/>
           <w:szCs w:val="22"/>
         </w:rPr>
-        <w:t xml:space="preserve">El clearance de la Vitamina B12 es de 8,43 mL/min</w:t>
-      </w:r>
-      <w:r>
-        <w:rPr>
-          <w:rFonts w:ascii="Calibri" w:cs="Calibri" w:eastAsia="Calibri" w:hAnsi="Calibri"/>
-          <w:color w:val="10333C"/>
-          <w:sz w:val="22"/>
-          <w:szCs w:val="22"/>
-        </w:rPr>
-        <w:t xml:space="preserve">, unas 14 veces menor que el de la urea.</w:t>
+        <w:t xml:space="preserve">La diferencia no es un error sino un dato.</w:t>
+      </w:r>
+      <w:r>
+        <w:rPr>
+          <w:rFonts w:ascii="Calibri" w:cs="Calibri" w:eastAsia="Calibri" w:hAnsi="Calibri"/>
+          <w:color w:val="10333C"/>
+          <w:sz w:val="22"/>
+          <w:szCs w:val="22"/>
+        </w:rPr>
+        <w:t xml:space="preserve"> El coeficiente de la urea que fija la consigna, 1 × 10⁻¹⁰ m²/s, es 2,74 veces menor que el que efectivamente tiene el Cuprophane (2,74 × 10⁻¹⁰ m²/s por la misma conversión). Es decir que la membrana genérica del enunciado es bastante menos permeable que la celulosa regenerada real. Cada vía responde a una pregunta distinta: la primera, cuánto depuraría un Cuprophane con esa geometría; la segunda, cuánto depura la membrana del enunciado. </w:t>
+      </w:r>
+      <w:r>
+        <w:rPr>
+          <w:rFonts w:ascii="Calibri" w:cs="Calibri" w:eastAsia="Calibri" w:hAnsi="Calibri"/>
+          <w:b/>
+          <w:bCs/>
+          <w:color w:val="10333C"/>
+          <w:sz w:val="22"/>
+          <w:szCs w:val="22"/>
+        </w:rPr>
+        <w:t xml:space="preserve">El cociente 0,0702 entre B12 y urea es el mismo en ambas</w:t>
+      </w:r>
+      <w:r>
+        <w:rPr>
+          <w:rFonts w:ascii="Calibri" w:cs="Calibri" w:eastAsia="Calibri" w:hAnsi="Calibri"/>
+          <w:color w:val="10333C"/>
+          <w:sz w:val="22"/>
+          <w:szCs w:val="22"/>
+        </w:rPr>
+        <w:t xml:space="preserve">, porque es una propiedad del par soluto–membrana y no depende del valor absoluto adoptado.</w:t>
       </w:r>
     </w:p>
     <w:p>

--- a/docs/TP1-dializador-respuestas.docx
+++ b/docs/TP1-dializador-respuestas.docx
@@ -1974,7 +1974,7 @@
           <w:sz w:val="22"/>
           <w:szCs w:val="22"/>
         </w:rPr>
-        <w:t xml:space="preserve">Se tomó como referencia el trabajo de Colton, Smith, Merrill y Farrell (1971), que midió las permeabilidades difusivas de membranas de celulosa regenerada con 15 solutos de peso molecular entre 58 y 68.000. El polímero elegido es el </w:t>
+        <w:t xml:space="preserve">Se tomó el trabajo de Colton, Smith, Merrill y Farrell (1971), que midió permeabilidades difusivas de membranas de celulosa regenerada con 15 solutos. El polímero elegido es el </w:t>
       </w:r>
       <w:r>
         <w:rPr>
@@ -2008,7 +2008,7 @@
           <w:sz w:val="22"/>
           <w:szCs w:val="22"/>
         </w:rPr>
-        <w:t xml:space="preserve">El trabajo no tabula el coeficiente de difusión directamente, sino la resistencia de membrana. La conversión es inmediata: la permeabilidad es la inversa de la resistencia, y por definición </w:t>
+        <w:t xml:space="preserve">El trabajo tabula la resistencia de membrana y no el coeficiente de difusión, pero la conversión es una división: la permeabilidad es la inversa de la resistencia, y </w:t>
       </w:r>
       <w:r>
         <w:rPr>
@@ -2017,16 +2017,16 @@
           <w:sz w:val="20"/>
           <w:szCs w:val="20"/>
         </w:rPr>
-        <w:t xml:space="preserve">P = K_s·D_m / L</w:t>
-      </w:r>
-      <w:r>
-        <w:rPr>
-          <w:rFonts w:ascii="Calibri" w:cs="Calibri" w:eastAsia="Calibri" w:hAnsi="Calibri"/>
-          <w:color w:val="10333C"/>
-          <w:sz w:val="22"/>
-          <w:szCs w:val="22"/>
-        </w:rPr>
-        <w:t xml:space="preserve">, de donde</w:t>
+        <w:t xml:space="preserve">P = D / L</w:t>
+      </w:r>
+      <w:r>
+        <w:rPr>
+          <w:rFonts w:ascii="Calibri" w:cs="Calibri" w:eastAsia="Calibri" w:hAnsi="Calibri"/>
+          <w:color w:val="10333C"/>
+          <w:sz w:val="22"/>
+          <w:szCs w:val="22"/>
+        </w:rPr>
+        <w:t xml:space="preserve">, de modo que</w:t>
       </w:r>
     </w:p>
     <w:p>
@@ -2043,7 +2043,7 @@
           <w:sz w:val="22"/>
           <w:szCs w:val="22"/>
         </w:rPr>
-        <w:t xml:space="preserve">K_s · D_m = t_m / R_m</w:t>
+        <w:t xml:space="preserve">D = t_m / R_m = 27,9 µm / 242 min·cm⁻¹</w:t>
       </w:r>
     </w:p>
     <w:p>
@@ -2053,11 +2053,22 @@
       <w:r>
         <w:rPr>
           <w:rFonts w:ascii="Calibri" w:cs="Calibri" w:eastAsia="Calibri" w:hAnsi="Calibri"/>
-          <w:color w:val="10333C"/>
-          <w:sz w:val="22"/>
-          <w:szCs w:val="22"/>
-        </w:rPr>
-        <w:t xml:space="preserve">Con los datos de la Tabla III (</w:t>
+          <w:b/>
+          <w:bCs/>
+          <w:color w:val="10333C"/>
+          <w:sz w:val="22"/>
+          <w:szCs w:val="22"/>
+        </w:rPr>
+        <w:t xml:space="preserve">El coeficiente de difusión de la Vitamina B12 en celulosa regenerada es 1,92 × 10⁻¹¹ m²/s</w:t>
+      </w:r>
+      <w:r>
+        <w:rPr>
+          <w:rFonts w:ascii="Calibri" w:cs="Calibri" w:eastAsia="Calibri" w:hAnsi="Calibri"/>
+          <w:color w:val="10333C"/>
+          <w:sz w:val="22"/>
+          <w:szCs w:val="22"/>
+        </w:rPr>
+        <w:t xml:space="preserve"> (Tabla III). Dividiendo por el coeficiente de partición </w:t>
       </w:r>
       <w:r>
         <w:rPr>
@@ -2066,16 +2077,16 @@
           <w:sz w:val="20"/>
           <w:szCs w:val="20"/>
         </w:rPr>
-        <w:t xml:space="preserve">R_m</w:t>
-      </w:r>
-      <w:r>
-        <w:rPr>
-          <w:rFonts w:ascii="Calibri" w:cs="Calibri" w:eastAsia="Calibri" w:hAnsi="Calibri"/>
-          <w:color w:val="10333C"/>
-          <w:sz w:val="22"/>
-          <w:szCs w:val="22"/>
-        </w:rPr>
-        <w:t xml:space="preserve"> = 242 min/cm, espesor húmedo </w:t>
+        <w:t xml:space="preserve">K_s</w:t>
+      </w:r>
+      <w:r>
+        <w:rPr>
+          <w:rFonts w:ascii="Calibri" w:cs="Calibri" w:eastAsia="Calibri" w:hAnsi="Calibri"/>
+          <w:color w:val="10333C"/>
+          <w:sz w:val="22"/>
+          <w:szCs w:val="22"/>
+        </w:rPr>
+        <w:t xml:space="preserve"> = 0,97 de la Tabla VII se obtiene la difusividad dentro de la fase membrana, 1,98 × 10⁻¹¹ m²/s; como </w:t>
       </w:r>
       <w:r>
         <w:rPr>
@@ -2084,16 +2095,59 @@
           <w:sz w:val="20"/>
           <w:szCs w:val="20"/>
         </w:rPr>
-        <w:t xml:space="preserve">t_m</w:t>
-      </w:r>
-      <w:r>
-        <w:rPr>
-          <w:rFonts w:ascii="Calibri" w:cs="Calibri" w:eastAsia="Calibri" w:hAnsi="Calibri"/>
-          <w:color w:val="10333C"/>
-          <w:sz w:val="22"/>
-          <w:szCs w:val="22"/>
-        </w:rPr>
-        <w:t xml:space="preserve"> = 1,10 mils = 27,9 µm) y de la Tabla VII (coeficiente de partición </w:t>
+        <w:t xml:space="preserve">K_s</w:t>
+      </w:r>
+      <w:r>
+        <w:rPr>
+          <w:rFonts w:ascii="Calibri" w:cs="Calibri" w:eastAsia="Calibri" w:hAnsi="Calibri"/>
+          <w:color w:val="10333C"/>
+          <w:sz w:val="22"/>
+          <w:szCs w:val="22"/>
+        </w:rPr>
+        <w:t xml:space="preserve"> vale casi uno, ambos valores prácticamente coinciden.</w:t>
+      </w:r>
+    </w:p>
+    <w:p>
+      <w:pPr>
+        <w:spacing w:after="130" w:line="300"/>
+      </w:pPr>
+      <w:r>
+        <w:rPr>
+          <w:rFonts w:ascii="Calibri" w:cs="Calibri" w:eastAsia="Calibri" w:hAnsi="Calibri"/>
+          <w:color w:val="10333C"/>
+          <w:sz w:val="22"/>
+          <w:szCs w:val="22"/>
+        </w:rPr>
+        <w:t xml:space="preserve">Se descartó un segundo trabajo consultado, sobre difusión de B12 en el material mesoporoso TbMOF-100, porque no es un polímero sino una estructura metal-orgánica cristalina destinada a capturar la molécula y no a permearla: el coeficiente allí reportado es nueve órdenes de magnitud menor y daría un clearance nulo.</w:t>
+      </w:r>
+    </w:p>
+    <w:p>
+      <w:pPr>
+        <w:pStyle w:val="Heading2"/>
+        <w:spacing w:after="130" w:before="240"/>
+      </w:pPr>
+      <w:r>
+        <w:rPr>
+          <w:rFonts w:ascii="Cambria" w:cs="Cambria" w:eastAsia="Cambria" w:hAnsi="Cambria"/>
+          <w:b/>
+          <w:bCs/>
+          <w:color w:val="10333C"/>
+        </w:rPr>
+        <w:t xml:space="preserve">4.2 Tasa de clearance</w:t>
+      </w:r>
+    </w:p>
+    <w:p>
+      <w:pPr>
+        <w:spacing w:after="130" w:line="300"/>
+      </w:pPr>
+      <w:r>
+        <w:rPr>
+          <w:rFonts w:ascii="Calibri" w:cs="Calibri" w:eastAsia="Calibri" w:hAnsi="Calibri"/>
+          <w:color w:val="10333C"/>
+          <w:sz w:val="22"/>
+          <w:szCs w:val="22"/>
+        </w:rPr>
+        <w:t xml:space="preserve">La membrana que simula el TP no es el Cuprophane: es una membrana genérica definida por el enunciado con </w:t>
       </w:r>
       <w:r>
         <w:rPr>
@@ -2102,303 +2156,17 @@
           <w:sz w:val="20"/>
           <w:szCs w:val="20"/>
         </w:rPr>
-        <w:t xml:space="preserve">K_s</w:t>
-      </w:r>
-      <w:r>
-        <w:rPr>
-          <w:rFonts w:ascii="Calibri" w:cs="Calibri" w:eastAsia="Calibri" w:hAnsi="Calibri"/>
-          <w:color w:val="10333C"/>
-          <w:sz w:val="22"/>
-          <w:szCs w:val="22"/>
-        </w:rPr>
-        <w:t xml:space="preserve"> = 0,97):</w:t>
-      </w:r>
-    </w:p>
-    <w:tbl>
-      <w:tblPr>
-        <w:tblW w:type="dxa" w:w="8400"/>
-        <w:tblBorders>
-          <w:top w:val="single" w:color="B8C8C6" w:sz="4"/>
-          <w:left w:val="none"/>
-          <w:bottom w:val="single" w:color="B8C8C6" w:sz="4"/>
-          <w:right w:val="none"/>
-          <w:insideH w:val="single" w:color="D6E2DF" w:sz="2"/>
-          <w:insideV w:val="none"/>
-        </w:tblBorders>
-      </w:tblPr>
-      <w:tblGrid>
-        <w:gridCol w:w="3100"/>
-        <w:gridCol w:w="2400"/>
-        <w:gridCol w:w="2900"/>
-      </w:tblGrid>
-      <w:tr>
-        <w:trPr>
-          <w:tblHeader/>
-        </w:trPr>
-        <w:tc>
-          <w:tcPr>
-            <w:tcW w:type="dxa" w:w="3100"/>
-            <w:shd w:fill="E3ECE9" w:val="clear"/>
-            <w:tcMar>
-              <w:top w:type="dxa" w:w="85"/>
-              <w:left w:type="dxa" w:w="120"/>
-              <w:bottom w:type="dxa" w:w="85"/>
-              <w:right w:type="dxa" w:w="120"/>
-            </w:tcMar>
-          </w:tcPr>
-          <w:p>
-            <w:pPr>
-              <w:spacing w:after="0"/>
-            </w:pPr>
-            <w:r>
-              <w:rPr>
-                <w:rFonts w:ascii="Calibri" w:cs="Calibri" w:eastAsia="Calibri" w:hAnsi="Calibri"/>
-                <w:b/>
-                <w:bCs/>
-                <w:color w:val="5A6A6E"/>
-                <w:sz w:val="19"/>
-                <w:szCs w:val="19"/>
-              </w:rPr>
-              <w:t xml:space="preserve">Magnitud</w:t>
-            </w:r>
-          </w:p>
-        </w:tc>
-        <w:tc>
-          <w:tcPr>
-            <w:tcW w:type="dxa" w:w="2400"/>
-            <w:shd w:fill="E3ECE9" w:val="clear"/>
-            <w:tcMar>
-              <w:top w:type="dxa" w:w="85"/>
-              <w:left w:type="dxa" w:w="120"/>
-              <w:bottom w:type="dxa" w:w="85"/>
-              <w:right w:type="dxa" w:w="120"/>
-            </w:tcMar>
-          </w:tcPr>
-          <w:p>
-            <w:pPr>
-              <w:spacing w:after="0"/>
-            </w:pPr>
-            <w:r>
-              <w:rPr>
-                <w:rFonts w:ascii="Calibri" w:cs="Calibri" w:eastAsia="Calibri" w:hAnsi="Calibri"/>
-                <w:b/>
-                <w:bCs/>
-                <w:color w:val="5A6A6E"/>
-                <w:sz w:val="19"/>
-                <w:szCs w:val="19"/>
-              </w:rPr>
-              <w:t xml:space="preserve">Valor</w:t>
-            </w:r>
-          </w:p>
-        </w:tc>
-        <w:tc>
-          <w:tcPr>
-            <w:tcW w:type="dxa" w:w="2900"/>
-            <w:shd w:fill="E3ECE9" w:val="clear"/>
-            <w:tcMar>
-              <w:top w:type="dxa" w:w="85"/>
-              <w:left w:type="dxa" w:w="120"/>
-              <w:bottom w:type="dxa" w:w="85"/>
-              <w:right w:type="dxa" w:w="120"/>
-            </w:tcMar>
-          </w:tcPr>
-          <w:p>
-            <w:pPr>
-              <w:spacing w:after="0"/>
-            </w:pPr>
-            <w:r>
-              <w:rPr>
-                <w:rFonts w:ascii="Calibri" w:cs="Calibri" w:eastAsia="Calibri" w:hAnsi="Calibri"/>
-                <w:b/>
-                <w:bCs/>
-                <w:color w:val="5A6A6E"/>
-                <w:sz w:val="19"/>
-                <w:szCs w:val="19"/>
-              </w:rPr>
-              <w:t xml:space="preserve">Significado</w:t>
-            </w:r>
-          </w:p>
-        </w:tc>
-      </w:tr>
-      <w:tr>
-        <w:tc>
-          <w:tcPr>
-            <w:tcW w:type="dxa" w:w="3100"/>
-            <w:tcMar>
-              <w:top w:type="dxa" w:w="85"/>
-              <w:left w:type="dxa" w:w="120"/>
-              <w:bottom w:type="dxa" w:w="85"/>
-              <w:right w:type="dxa" w:w="120"/>
-            </w:tcMar>
-          </w:tcPr>
-          <w:p>
-            <w:pPr>
-              <w:spacing w:after="0"/>
-            </w:pPr>
-            <w:r>
-              <w:rPr>
-                <w:rFonts w:ascii="Consolas" w:cs="Consolas" w:eastAsia="Consolas" w:hAnsi="Consolas"/>
-                <w:b w:val="false"/>
-                <w:bCs w:val="false"/>
-                <w:color w:val="10333C"/>
-                <w:sz w:val="19"/>
-                <w:szCs w:val="19"/>
-              </w:rPr>
-              <w:t xml:space="preserve">K_s · D_m</w:t>
-            </w:r>
-          </w:p>
-        </w:tc>
-        <w:tc>
-          <w:tcPr>
-            <w:tcW w:type="dxa" w:w="2400"/>
-            <w:tcMar>
-              <w:top w:type="dxa" w:w="85"/>
-              <w:left w:type="dxa" w:w="120"/>
-              <w:bottom w:type="dxa" w:w="85"/>
-              <w:right w:type="dxa" w:w="120"/>
-            </w:tcMar>
-          </w:tcPr>
-          <w:p>
-            <w:pPr>
-              <w:spacing w:after="0"/>
-            </w:pPr>
-            <w:r>
-              <w:rPr>
-                <w:rFonts w:ascii="Consolas" w:cs="Consolas" w:eastAsia="Consolas" w:hAnsi="Consolas"/>
-                <w:b w:val="false"/>
-                <w:bCs w:val="false"/>
-                <w:color w:val="10333C"/>
-                <w:sz w:val="19"/>
-                <w:szCs w:val="19"/>
-              </w:rPr>
-              <w:t xml:space="preserve">1,92 × 10⁻¹¹ m²/s</w:t>
-            </w:r>
-          </w:p>
-        </w:tc>
-        <w:tc>
-          <w:tcPr>
-            <w:tcW w:type="dxa" w:w="2900"/>
-            <w:tcMar>
-              <w:top w:type="dxa" w:w="85"/>
-              <w:left w:type="dxa" w:w="120"/>
-              <w:bottom w:type="dxa" w:w="85"/>
-              <w:right w:type="dxa" w:w="120"/>
-            </w:tcMar>
-          </w:tcPr>
-          <w:p>
-            <w:pPr>
-              <w:spacing w:after="0"/>
-            </w:pPr>
-            <w:r>
-              <w:rPr>
-                <w:rFonts w:ascii="Consolas" w:cs="Consolas" w:eastAsia="Consolas" w:hAnsi="Consolas"/>
-                <w:b w:val="false"/>
-                <w:bCs w:val="false"/>
-                <w:color w:val="10333C"/>
-                <w:sz w:val="19"/>
-                <w:szCs w:val="19"/>
-              </w:rPr>
-              <w:t xml:space="preserve">Es el D del modelo del TP</w:t>
-            </w:r>
-          </w:p>
-        </w:tc>
-      </w:tr>
-      <w:tr>
-        <w:tc>
-          <w:tcPr>
-            <w:tcW w:type="dxa" w:w="3100"/>
-            <w:tcMar>
-              <w:top w:type="dxa" w:w="85"/>
-              <w:left w:type="dxa" w:w="120"/>
-              <w:bottom w:type="dxa" w:w="85"/>
-              <w:right w:type="dxa" w:w="120"/>
-            </w:tcMar>
-          </w:tcPr>
-          <w:p>
-            <w:pPr>
-              <w:spacing w:after="0"/>
-            </w:pPr>
-            <w:r>
-              <w:rPr>
-                <w:rFonts w:ascii="Consolas" w:cs="Consolas" w:eastAsia="Consolas" w:hAnsi="Consolas"/>
-                <w:b w:val="false"/>
-                <w:bCs w:val="false"/>
-                <w:color w:val="10333C"/>
-                <w:sz w:val="19"/>
-                <w:szCs w:val="19"/>
-              </w:rPr>
-              <w:t xml:space="preserve">D_m</w:t>
-            </w:r>
-          </w:p>
-        </w:tc>
-        <w:tc>
-          <w:tcPr>
-            <w:tcW w:type="dxa" w:w="2400"/>
-            <w:tcMar>
-              <w:top w:type="dxa" w:w="85"/>
-              <w:left w:type="dxa" w:w="120"/>
-              <w:bottom w:type="dxa" w:w="85"/>
-              <w:right w:type="dxa" w:w="120"/>
-            </w:tcMar>
-          </w:tcPr>
-          <w:p>
-            <w:pPr>
-              <w:spacing w:after="0"/>
-            </w:pPr>
-            <w:r>
-              <w:rPr>
-                <w:rFonts w:ascii="Consolas" w:cs="Consolas" w:eastAsia="Consolas" w:hAnsi="Consolas"/>
-                <w:b w:val="false"/>
-                <w:bCs w:val="false"/>
-                <w:color w:val="10333C"/>
-                <w:sz w:val="19"/>
-                <w:szCs w:val="19"/>
-              </w:rPr>
-              <w:t xml:space="preserve">1,98 × 10⁻¹¹ m²/s</w:t>
-            </w:r>
-          </w:p>
-        </w:tc>
-        <w:tc>
-          <w:tcPr>
-            <w:tcW w:type="dxa" w:w="2900"/>
-            <w:tcMar>
-              <w:top w:type="dxa" w:w="85"/>
-              <w:left w:type="dxa" w:w="120"/>
-              <w:bottom w:type="dxa" w:w="85"/>
-              <w:right w:type="dxa" w:w="120"/>
-            </w:tcMar>
-          </w:tcPr>
-          <w:p>
-            <w:pPr>
-              <w:spacing w:after="0"/>
-            </w:pPr>
-            <w:r>
-              <w:rPr>
-                <w:rFonts w:ascii="Consolas" w:cs="Consolas" w:eastAsia="Consolas" w:hAnsi="Consolas"/>
-                <w:b w:val="false"/>
-                <w:bCs w:val="false"/>
-                <w:color w:val="10333C"/>
-                <w:sz w:val="19"/>
-                <w:szCs w:val="19"/>
-              </w:rPr>
-              <w:t xml:space="preserve">Difusividad en la fase membrana</w:t>
-            </w:r>
-          </w:p>
-        </w:tc>
-      </w:tr>
-    </w:tbl>
-    <w:p>
-      <w:pPr>
-        <w:spacing w:after="220"/>
-      </w:pPr>
-      <w:r>
-        <w:t xml:space="preserve"/>
-      </w:r>
-    </w:p>
-    <w:p>
-      <w:pPr>
-        <w:spacing w:after="130" w:line="300"/>
-      </w:pPr>
+        <w:t xml:space="preserve">D</w:t>
+      </w:r>
+      <w:r>
+        <w:rPr>
+          <w:rFonts w:ascii="Calibri" w:cs="Calibri" w:eastAsia="Calibri" w:hAnsi="Calibri"/>
+          <w:color w:val="10333C"/>
+          <w:sz w:val="22"/>
+          <w:szCs w:val="22"/>
+        </w:rPr>
+        <w:t xml:space="preserve"> = 1 × 10⁻¹⁰ m²/s para la urea. Lo que aporta Colton, y que sí es trasladable, es el </w:t>
+      </w:r>
       <w:r>
         <w:rPr>
           <w:rFonts w:ascii="Calibri" w:cs="Calibri" w:eastAsia="Calibri" w:hAnsi="Calibri"/>
@@ -2408,16 +2176,47 @@
           <w:sz w:val="22"/>
           <w:szCs w:val="22"/>
         </w:rPr>
-        <w:t xml:space="preserve">El coeficiente de difusión de la Vitamina B12 en celulosa regenerada es 1,92 × 10⁻¹¹ m²/s.</w:t>
-      </w:r>
-      <w:r>
-        <w:rPr>
-          <w:rFonts w:ascii="Calibri" w:cs="Calibri" w:eastAsia="Calibri" w:hAnsi="Calibri"/>
-          <w:color w:val="10333C"/>
-          <w:sz w:val="22"/>
-          <w:szCs w:val="22"/>
-        </w:rPr>
-        <w:t xml:space="preserve"> Conviene usar el producto </w:t>
+        <w:t xml:space="preserve">cociente entre solutos</w:t>
+      </w:r>
+      <w:r>
+        <w:rPr>
+          <w:rFonts w:ascii="Calibri" w:cs="Calibri" w:eastAsia="Calibri" w:hAnsi="Calibri"/>
+          <w:color w:val="10333C"/>
+          <w:sz w:val="22"/>
+          <w:szCs w:val="22"/>
+        </w:rPr>
+        <w:t xml:space="preserve">, porque ambos se midieron sobre la misma membrana y por lo tanto el espesor y el área se cancelan:</w:t>
+      </w:r>
+    </w:p>
+    <w:p>
+      <w:pPr>
+        <w:spacing w:after="160" w:before="140"/>
+        <w:jc w:val="center"/>
+      </w:pPr>
+      <w:r>
+        <w:rPr>
+          <w:rFonts w:ascii="Consolas" w:cs="Consolas" w:eastAsia="Consolas" w:hAnsi="Consolas"/>
+          <w:b/>
+          <w:bCs/>
+          <w:color w:val="097A5E"/>
+          <w:sz w:val="22"/>
+          <w:szCs w:val="22"/>
+        </w:rPr>
+        <w:t xml:space="preserve">D_B12 / D_urea = R_m(urea) / R_m(B12) = 17,0 / 242 = 0,0702</w:t>
+      </w:r>
+    </w:p>
+    <w:p>
+      <w:pPr>
+        <w:spacing w:after="130" w:line="300"/>
+      </w:pPr>
+      <w:r>
+        <w:rPr>
+          <w:rFonts w:ascii="Calibri" w:cs="Calibri" w:eastAsia="Calibri" w:hAnsi="Calibri"/>
+          <w:color w:val="10333C"/>
+          <w:sz w:val="22"/>
+          <w:szCs w:val="22"/>
+        </w:rPr>
+        <w:t xml:space="preserve">Aplicado al coeficiente del enunciado resulta </w:t>
       </w:r>
       <w:r>
         <w:rPr>
@@ -2426,133 +2225,16 @@
           <w:sz w:val="20"/>
           <w:szCs w:val="20"/>
         </w:rPr>
-        <w:t xml:space="preserve">K_s·D_m</w:t>
-      </w:r>
-      <w:r>
-        <w:rPr>
-          <w:rFonts w:ascii="Calibri" w:cs="Calibri" w:eastAsia="Calibri" w:hAnsi="Calibri"/>
-          <w:color w:val="10333C"/>
-          <w:sz w:val="22"/>
-          <w:szCs w:val="22"/>
-        </w:rPr>
-        <w:t xml:space="preserve"> y no </w:t>
-      </w:r>
-      <w:r>
-        <w:rPr>
-          <w:rFonts w:ascii="Consolas" w:cs="Consolas" w:eastAsia="Consolas" w:hAnsi="Consolas"/>
-          <w:color w:val="097A5E"/>
-          <w:sz w:val="20"/>
-          <w:szCs w:val="20"/>
-        </w:rPr>
-        <w:t xml:space="preserve">D_m</w:t>
-      </w:r>
-      <w:r>
-        <w:rPr>
-          <w:rFonts w:ascii="Calibri" w:cs="Calibri" w:eastAsia="Calibri" w:hAnsi="Calibri"/>
-          <w:color w:val="10333C"/>
-          <w:sz w:val="22"/>
-          <w:szCs w:val="22"/>
-        </w:rPr>
-        <w:t xml:space="preserve"> a secas, porque el modelo del TP define el clearance contra la concentración del lado de la sangre: </w:t>
-      </w:r>
-      <w:r>
-        <w:rPr>
-          <w:rFonts w:ascii="Consolas" w:cs="Consolas" w:eastAsia="Consolas" w:hAnsi="Consolas"/>
-          <w:color w:val="097A5E"/>
-          <w:sz w:val="20"/>
-          <w:szCs w:val="20"/>
-        </w:rPr>
-        <w:t xml:space="preserve">Cl = (K_s·D_m/L)·A</w:t>
-      </w:r>
-      <w:r>
-        <w:rPr>
-          <w:rFonts w:ascii="Calibri" w:cs="Calibri" w:eastAsia="Calibri" w:hAnsi="Calibri"/>
-          <w:color w:val="10333C"/>
-          <w:sz w:val="22"/>
-          <w:szCs w:val="22"/>
-        </w:rPr>
-        <w:t xml:space="preserve">. Como en este caso </w:t>
-      </w:r>
-      <w:r>
-        <w:rPr>
-          <w:rFonts w:ascii="Consolas" w:cs="Consolas" w:eastAsia="Consolas" w:hAnsi="Consolas"/>
-          <w:color w:val="097A5E"/>
-          <w:sz w:val="20"/>
-          <w:szCs w:val="20"/>
-        </w:rPr>
-        <w:t xml:space="preserve">K_s</w:t>
-      </w:r>
-      <w:r>
-        <w:rPr>
-          <w:rFonts w:ascii="Calibri" w:cs="Calibri" w:eastAsia="Calibri" w:hAnsi="Calibri"/>
-          <w:color w:val="10333C"/>
-          <w:sz w:val="22"/>
-          <w:szCs w:val="22"/>
-        </w:rPr>
-        <w:t xml:space="preserve"> vale casi uno, ambos valores casi coinciden.</w:t>
-      </w:r>
-    </w:p>
-    <w:p>
-      <w:pPr>
-        <w:spacing w:after="130" w:line="300"/>
-      </w:pPr>
-      <w:r>
-        <w:rPr>
-          <w:rFonts w:ascii="Calibri" w:cs="Calibri" w:eastAsia="Calibri" w:hAnsi="Calibri"/>
-          <w:color w:val="10333C"/>
-          <w:sz w:val="22"/>
-          <w:szCs w:val="22"/>
-        </w:rPr>
-        <w:t xml:space="preserve">A modo de referencia, la Tabla I del mismo trabajo reporta la difusividad en solución libre (salina isotónica, 37 °C): </w:t>
-      </w:r>
-      <w:r>
-        <w:rPr>
-          <w:rFonts w:ascii="Calibri" w:cs="Calibri" w:eastAsia="Calibri" w:hAnsi="Calibri"/>
-          <w:b/>
-          <w:bCs/>
-          <w:color w:val="10333C"/>
-          <w:sz w:val="22"/>
-          <w:szCs w:val="22"/>
-        </w:rPr>
-        <w:t xml:space="preserve">3,79 × 10⁻¹⁰ m²/s</w:t>
-      </w:r>
-      <w:r>
-        <w:rPr>
-          <w:rFonts w:ascii="Calibri" w:cs="Calibri" w:eastAsia="Calibri" w:hAnsi="Calibri"/>
-          <w:color w:val="10333C"/>
-          <w:sz w:val="22"/>
-          <w:szCs w:val="22"/>
-        </w:rPr>
-        <w:t xml:space="preserve"> para la B12 contra 1,81 × 10⁻⁹ m²/s para la urea. Ese valor de la B12 no fue medido por los autores sino estimado mediante la correlación de Polson, con una precisión declarada de ± 15 %; el de la urea sí fue medido (± 3 %).</w:t>
-      </w:r>
-    </w:p>
-    <w:p>
-      <w:pPr>
-        <w:pStyle w:val="Heading2"/>
-        <w:spacing w:after="130" w:before="240"/>
-      </w:pPr>
-      <w:r>
-        <w:rPr>
-          <w:rFonts w:ascii="Cambria" w:cs="Cambria" w:eastAsia="Cambria" w:hAnsi="Cambria"/>
-          <w:b/>
-          <w:bCs/>
-          <w:color w:val="10333C"/>
-        </w:rPr>
-        <w:t xml:space="preserve">4.2 Tasa de clearance</w:t>
-      </w:r>
-    </w:p>
-    <w:p>
-      <w:pPr>
-        <w:spacing w:after="130" w:line="300"/>
-      </w:pPr>
-      <w:r>
-        <w:rPr>
-          <w:rFonts w:ascii="Calibri" w:cs="Calibri" w:eastAsia="Calibri" w:hAnsi="Calibri"/>
-          <w:color w:val="10333C"/>
-          <w:sz w:val="22"/>
-          <w:szCs w:val="22"/>
-        </w:rPr>
-        <w:t xml:space="preserve">Aplicando el coeficiente investigado a la geometría del TP (L = 50 µm, A = 1 m²):</w:t>
+        <w:t xml:space="preserve">D_B12</w:t>
+      </w:r>
+      <w:r>
+        <w:rPr>
+          <w:rFonts w:ascii="Calibri" w:cs="Calibri" w:eastAsia="Calibri" w:hAnsi="Calibri"/>
+          <w:color w:val="10333C"/>
+          <w:sz w:val="22"/>
+          <w:szCs w:val="22"/>
+        </w:rPr>
+        <w:t xml:space="preserve"> = 7,03 × 10⁻¹² m²/s, y con la geometría base (L = 50 µm, A = 1 m²):</w:t>
       </w:r>
     </w:p>
     <w:p>
@@ -2569,7 +2251,7 @@
           <w:sz w:val="22"/>
           <w:szCs w:val="22"/>
         </w:rPr>
-        <w:t xml:space="preserve">Cl = D · A / L = 1,92×10⁻¹¹ · 1 / 50×10⁻⁶ = 3,85×10⁻⁷ m³/s</w:t>
+        <w:t xml:space="preserve">Cl = D · A / L = 7,03×10⁻¹² · 1 / 50×10⁻⁶ = 1,41×10⁻⁷ m³/s</w:t>
       </w:r>
     </w:p>
     <w:p>
@@ -2585,7 +2267,16 @@
           <w:sz w:val="22"/>
           <w:szCs w:val="22"/>
         </w:rPr>
-        <w:t xml:space="preserve">El clearance de la Vitamina B12 es de 23,09 mL/min.</w:t>
+        <w:t xml:space="preserve">El clearance de la Vitamina B12 es de 8,43 mL/min</w:t>
+      </w:r>
+      <w:r>
+        <w:rPr>
+          <w:rFonts w:ascii="Calibri" w:cs="Calibri" w:eastAsia="Calibri" w:hAnsi="Calibri"/>
+          <w:color w:val="10333C"/>
+          <w:sz w:val="22"/>
+          <w:szCs w:val="22"/>
+        </w:rPr>
+        <w:t xml:space="preserve">, unas 14 veces menor que el de la urea.</w:t>
       </w:r>
     </w:p>
     <w:p>
@@ -2599,402 +2290,27 @@
           <w:sz w:val="22"/>
           <w:szCs w:val="22"/>
         </w:rPr>
-        <w:t xml:space="preserve">Un cálculo alternativo consiste en no usar el valor absoluto sino el cociente de resistencias, aplicándolo sobre el coeficiente de la urea que da la consigna. Como ambos solutos se midieron sobre la misma membrana, ese cociente es directamente el de difusividades:</w:t>
-      </w:r>
-    </w:p>
-    <w:p>
-      <w:pPr>
-        <w:spacing w:after="160" w:before="140"/>
-        <w:jc w:val="center"/>
-      </w:pPr>
-      <w:r>
-        <w:rPr>
-          <w:rFonts w:ascii="Consolas" w:cs="Consolas" w:eastAsia="Consolas" w:hAnsi="Consolas"/>
+        <w:t xml:space="preserve">Se usa el cociente y no el valor absoluto medido porque el cociente es una propiedad del par soluto–membrana, mientras que el valor absoluto corresponde a otra membrana. Si en cambio se supusiera que la membrana del enunciado </w:t>
+      </w:r>
+      <w:r>
+        <w:rPr>
+          <w:rFonts w:ascii="Calibri" w:cs="Calibri" w:eastAsia="Calibri" w:hAnsi="Calibri"/>
           <w:b/>
           <w:bCs/>
-          <w:color w:val="097A5E"/>
-          <w:sz w:val="22"/>
-          <w:szCs w:val="22"/>
-        </w:rPr>
-        <w:t xml:space="preserve">D_B12 / D_urea = R_m(urea) / R_m(B12) = 17,0 / 242 = 0,0702</w:t>
-      </w:r>
-    </w:p>
-    <w:p>
-      <w:pPr>
-        <w:spacing w:after="130" w:line="300"/>
-      </w:pPr>
-      <w:r>
-        <w:rPr>
-          <w:rFonts w:ascii="Calibri" w:cs="Calibri" w:eastAsia="Calibri" w:hAnsi="Calibri"/>
-          <w:color w:val="10333C"/>
-          <w:sz w:val="22"/>
-          <w:szCs w:val="22"/>
-        </w:rPr>
-        <w:t xml:space="preserve">Por esta vía resulta </w:t>
-      </w:r>
-      <w:r>
-        <w:rPr>
-          <w:rFonts w:ascii="Consolas" w:cs="Consolas" w:eastAsia="Consolas" w:hAnsi="Consolas"/>
-          <w:color w:val="097A5E"/>
-          <w:sz w:val="20"/>
-          <w:szCs w:val="20"/>
-        </w:rPr>
-        <w:t xml:space="preserve">D</w:t>
-      </w:r>
-      <w:r>
-        <w:rPr>
-          <w:rFonts w:ascii="Calibri" w:cs="Calibri" w:eastAsia="Calibri" w:hAnsi="Calibri"/>
-          <w:color w:val="10333C"/>
-          <w:sz w:val="22"/>
-          <w:szCs w:val="22"/>
-        </w:rPr>
-        <w:t xml:space="preserve"> = 7,03 × 10⁻¹² m²/s y un clearance de </w:t>
-      </w:r>
-      <w:r>
-        <w:rPr>
-          <w:rFonts w:ascii="Calibri" w:cs="Calibri" w:eastAsia="Calibri" w:hAnsi="Calibri"/>
-          <w:b/>
-          <w:bCs/>
-          <w:color w:val="10333C"/>
-          <w:sz w:val="22"/>
-          <w:szCs w:val="22"/>
-        </w:rPr>
-        <w:t xml:space="preserve">8,43 mL/min</w:t>
-      </w:r>
-      <w:r>
-        <w:rPr>
-          <w:rFonts w:ascii="Calibri" w:cs="Calibri" w:eastAsia="Calibri" w:hAnsi="Calibri"/>
-          <w:color w:val="10333C"/>
-          <w:sz w:val="22"/>
-          <w:szCs w:val="22"/>
-        </w:rPr>
-        <w:t xml:space="preserve">.</w:t>
-      </w:r>
-    </w:p>
-    <w:tbl>
-      <w:tblPr>
-        <w:tblW w:type="dxa" w:w="8400"/>
-        <w:tblBorders>
-          <w:top w:val="single" w:color="B8C8C6" w:sz="4"/>
-          <w:left w:val="none"/>
-          <w:bottom w:val="single" w:color="B8C8C6" w:sz="4"/>
-          <w:right w:val="none"/>
-          <w:insideH w:val="single" w:color="D6E2DF" w:sz="2"/>
-          <w:insideV w:val="none"/>
-        </w:tblBorders>
-      </w:tblPr>
-      <w:tblGrid>
-        <w:gridCol w:w="2900"/>
-        <w:gridCol w:w="2400"/>
-        <w:gridCol w:w="3100"/>
-      </w:tblGrid>
-      <w:tr>
-        <w:trPr>
-          <w:tblHeader/>
-        </w:trPr>
-        <w:tc>
-          <w:tcPr>
-            <w:tcW w:type="dxa" w:w="2900"/>
-            <w:shd w:fill="E3ECE9" w:val="clear"/>
-            <w:tcMar>
-              <w:top w:type="dxa" w:w="85"/>
-              <w:left w:type="dxa" w:w="120"/>
-              <w:bottom w:type="dxa" w:w="85"/>
-              <w:right w:type="dxa" w:w="120"/>
-            </w:tcMar>
-          </w:tcPr>
-          <w:p>
-            <w:pPr>
-              <w:spacing w:after="0"/>
-            </w:pPr>
-            <w:r>
-              <w:rPr>
-                <w:rFonts w:ascii="Calibri" w:cs="Calibri" w:eastAsia="Calibri" w:hAnsi="Calibri"/>
-                <w:b/>
-                <w:bCs/>
-                <w:color w:val="5A6A6E"/>
-                <w:sz w:val="19"/>
-                <w:szCs w:val="19"/>
-              </w:rPr>
-              <w:t xml:space="preserve">Vía de cálculo</w:t>
-            </w:r>
-          </w:p>
-        </w:tc>
-        <w:tc>
-          <w:tcPr>
-            <w:tcW w:type="dxa" w:w="2400"/>
-            <w:shd w:fill="E3ECE9" w:val="clear"/>
-            <w:tcMar>
-              <w:top w:type="dxa" w:w="85"/>
-              <w:left w:type="dxa" w:w="120"/>
-              <w:bottom w:type="dxa" w:w="85"/>
-              <w:right w:type="dxa" w:w="120"/>
-            </w:tcMar>
-          </w:tcPr>
-          <w:p>
-            <w:pPr>
-              <w:spacing w:after="0"/>
-            </w:pPr>
-            <w:r>
-              <w:rPr>
-                <w:rFonts w:ascii="Calibri" w:cs="Calibri" w:eastAsia="Calibri" w:hAnsi="Calibri"/>
-                <w:b/>
-                <w:bCs/>
-                <w:color w:val="5A6A6E"/>
-                <w:sz w:val="19"/>
-                <w:szCs w:val="19"/>
-              </w:rPr>
-              <w:t xml:space="preserve">Cl B12</w:t>
-            </w:r>
-          </w:p>
-        </w:tc>
-        <w:tc>
-          <w:tcPr>
-            <w:tcW w:type="dxa" w:w="3100"/>
-            <w:shd w:fill="E3ECE9" w:val="clear"/>
-            <w:tcMar>
-              <w:top w:type="dxa" w:w="85"/>
-              <w:left w:type="dxa" w:w="120"/>
-              <w:bottom w:type="dxa" w:w="85"/>
-              <w:right w:type="dxa" w:w="120"/>
-            </w:tcMar>
-          </w:tcPr>
-          <w:p>
-            <w:pPr>
-              <w:spacing w:after="0"/>
-            </w:pPr>
-            <w:r>
-              <w:rPr>
-                <w:rFonts w:ascii="Calibri" w:cs="Calibri" w:eastAsia="Calibri" w:hAnsi="Calibri"/>
-                <w:b/>
-                <w:bCs/>
-                <w:color w:val="5A6A6E"/>
-                <w:sz w:val="19"/>
-                <w:szCs w:val="19"/>
-              </w:rPr>
-              <w:t xml:space="preserve">Coherencia con la urea</w:t>
-            </w:r>
-          </w:p>
-        </w:tc>
-      </w:tr>
-      <w:tr>
-        <w:tc>
-          <w:tcPr>
-            <w:tcW w:type="dxa" w:w="2900"/>
-            <w:tcMar>
-              <w:top w:type="dxa" w:w="85"/>
-              <w:left w:type="dxa" w:w="120"/>
-              <w:bottom w:type="dxa" w:w="85"/>
-              <w:right w:type="dxa" w:w="120"/>
-            </w:tcMar>
-          </w:tcPr>
-          <w:p>
-            <w:pPr>
-              <w:spacing w:after="0"/>
-            </w:pPr>
-            <w:r>
-              <w:rPr>
-                <w:rFonts w:ascii="Consolas" w:cs="Consolas" w:eastAsia="Consolas" w:hAnsi="Consolas"/>
-                <w:b w:val="false"/>
-                <w:bCs w:val="false"/>
-                <w:color w:val="10333C"/>
-                <w:sz w:val="19"/>
-                <w:szCs w:val="19"/>
-              </w:rPr>
-              <w:t xml:space="preserve">D medido en Cuprophane</w:t>
-            </w:r>
-          </w:p>
-        </w:tc>
-        <w:tc>
-          <w:tcPr>
-            <w:tcW w:type="dxa" w:w="2400"/>
-            <w:tcMar>
-              <w:top w:type="dxa" w:w="85"/>
-              <w:left w:type="dxa" w:w="120"/>
-              <w:bottom w:type="dxa" w:w="85"/>
-              <w:right w:type="dxa" w:w="120"/>
-            </w:tcMar>
-          </w:tcPr>
-          <w:p>
-            <w:pPr>
-              <w:spacing w:after="0"/>
-            </w:pPr>
-            <w:r>
-              <w:rPr>
-                <w:rFonts w:ascii="Consolas" w:cs="Consolas" w:eastAsia="Consolas" w:hAnsi="Consolas"/>
-                <w:b w:val="false"/>
-                <w:bCs w:val="false"/>
-                <w:color w:val="10333C"/>
-                <w:sz w:val="19"/>
-                <w:szCs w:val="19"/>
-              </w:rPr>
-              <w:t xml:space="preserve">23,09 mL/min</w:t>
-            </w:r>
-          </w:p>
-        </w:tc>
-        <w:tc>
-          <w:tcPr>
-            <w:tcW w:type="dxa" w:w="3100"/>
-            <w:tcMar>
-              <w:top w:type="dxa" w:w="85"/>
-              <w:left w:type="dxa" w:w="120"/>
-              <w:bottom w:type="dxa" w:w="85"/>
-              <w:right w:type="dxa" w:w="120"/>
-            </w:tcMar>
-          </w:tcPr>
-          <w:p>
-            <w:pPr>
-              <w:spacing w:after="0"/>
-            </w:pPr>
-            <w:r>
-              <w:rPr>
-                <w:rFonts w:ascii="Consolas" w:cs="Consolas" w:eastAsia="Consolas" w:hAnsi="Consolas"/>
-                <w:b w:val="false"/>
-                <w:bCs w:val="false"/>
-                <w:color w:val="10333C"/>
-                <w:sz w:val="19"/>
-                <w:szCs w:val="19"/>
-              </w:rPr>
-              <w:t xml:space="preserve">Urea daría 328,7 mL/min</w:t>
-            </w:r>
-          </w:p>
-        </w:tc>
-      </w:tr>
-      <w:tr>
-        <w:tc>
-          <w:tcPr>
-            <w:tcW w:type="dxa" w:w="2900"/>
-            <w:tcMar>
-              <w:top w:type="dxa" w:w="85"/>
-              <w:left w:type="dxa" w:w="120"/>
-              <w:bottom w:type="dxa" w:w="85"/>
-              <w:right w:type="dxa" w:w="120"/>
-            </w:tcMar>
-          </w:tcPr>
-          <w:p>
-            <w:pPr>
-              <w:spacing w:after="0"/>
-            </w:pPr>
-            <w:r>
-              <w:rPr>
-                <w:rFonts w:ascii="Consolas" w:cs="Consolas" w:eastAsia="Consolas" w:hAnsi="Consolas"/>
-                <w:b w:val="false"/>
-                <w:bCs w:val="false"/>
-                <w:color w:val="10333C"/>
-                <w:sz w:val="19"/>
-                <w:szCs w:val="19"/>
-              </w:rPr>
-              <w:t xml:space="preserve">Cociente sobre el D de cátedra</w:t>
-            </w:r>
-          </w:p>
-        </w:tc>
-        <w:tc>
-          <w:tcPr>
-            <w:tcW w:type="dxa" w:w="2400"/>
-            <w:tcMar>
-              <w:top w:type="dxa" w:w="85"/>
-              <w:left w:type="dxa" w:w="120"/>
-              <w:bottom w:type="dxa" w:w="85"/>
-              <w:right w:type="dxa" w:w="120"/>
-            </w:tcMar>
-          </w:tcPr>
-          <w:p>
-            <w:pPr>
-              <w:spacing w:after="0"/>
-            </w:pPr>
-            <w:r>
-              <w:rPr>
-                <w:rFonts w:ascii="Consolas" w:cs="Consolas" w:eastAsia="Consolas" w:hAnsi="Consolas"/>
-                <w:b w:val="false"/>
-                <w:bCs w:val="false"/>
-                <w:color w:val="10333C"/>
-                <w:sz w:val="19"/>
-                <w:szCs w:val="19"/>
-              </w:rPr>
-              <w:t xml:space="preserve">8,43 mL/min</w:t>
-            </w:r>
-          </w:p>
-        </w:tc>
-        <w:tc>
-          <w:tcPr>
-            <w:tcW w:type="dxa" w:w="3100"/>
-            <w:tcMar>
-              <w:top w:type="dxa" w:w="85"/>
-              <w:left w:type="dxa" w:w="120"/>
-              <w:bottom w:type="dxa" w:w="85"/>
-              <w:right w:type="dxa" w:w="120"/>
-            </w:tcMar>
-          </w:tcPr>
-          <w:p>
-            <w:pPr>
-              <w:spacing w:after="0"/>
-            </w:pPr>
-            <w:r>
-              <w:rPr>
-                <w:rFonts w:ascii="Consolas" w:cs="Consolas" w:eastAsia="Consolas" w:hAnsi="Consolas"/>
-                <w:b w:val="false"/>
-                <w:bCs w:val="false"/>
-                <w:color w:val="10333C"/>
-                <w:sz w:val="19"/>
-                <w:szCs w:val="19"/>
-              </w:rPr>
-              <w:t xml:space="preserve">Urea da 120,00 mL/min</w:t>
-            </w:r>
-          </w:p>
-        </w:tc>
-      </w:tr>
-    </w:tbl>
-    <w:p>
-      <w:pPr>
-        <w:spacing w:after="220"/>
-      </w:pPr>
-      <w:r>
-        <w:t xml:space="preserve"/>
-      </w:r>
-    </w:p>
-    <w:p>
-      <w:pPr>
-        <w:spacing w:after="130" w:line="300"/>
-      </w:pPr>
-      <w:r>
-        <w:rPr>
-          <w:rFonts w:ascii="Calibri" w:cs="Calibri" w:eastAsia="Calibri" w:hAnsi="Calibri"/>
-          <w:b/>
-          <w:bCs/>
-          <w:color w:val="10333C"/>
-          <w:sz w:val="22"/>
-          <w:szCs w:val="22"/>
-        </w:rPr>
-        <w:t xml:space="preserve">La diferencia no es un error sino un dato.</w:t>
-      </w:r>
-      <w:r>
-        <w:rPr>
-          <w:rFonts w:ascii="Calibri" w:cs="Calibri" w:eastAsia="Calibri" w:hAnsi="Calibri"/>
-          <w:color w:val="10333C"/>
-          <w:sz w:val="22"/>
-          <w:szCs w:val="22"/>
-        </w:rPr>
-        <w:t xml:space="preserve"> El coeficiente de la urea que fija la consigna, 1 × 10⁻¹⁰ m²/s, es 2,74 veces menor que el que efectivamente tiene el Cuprophane (2,74 × 10⁻¹⁰ m²/s por la misma conversión). Es decir que la membrana genérica del enunciado es bastante menos permeable que la celulosa regenerada real. Cada vía responde a una pregunta distinta: la primera, cuánto depuraría un Cuprophane con esa geometría; la segunda, cuánto depura la membrana del enunciado. </w:t>
-      </w:r>
-      <w:r>
-        <w:rPr>
-          <w:rFonts w:ascii="Calibri" w:cs="Calibri" w:eastAsia="Calibri" w:hAnsi="Calibri"/>
-          <w:b/>
-          <w:bCs/>
-          <w:color w:val="10333C"/>
-          <w:sz w:val="22"/>
-          <w:szCs w:val="22"/>
-        </w:rPr>
-        <w:t xml:space="preserve">El cociente 0,0702 entre B12 y urea es el mismo en ambas</w:t>
-      </w:r>
-      <w:r>
-        <w:rPr>
-          <w:rFonts w:ascii="Calibri" w:cs="Calibri" w:eastAsia="Calibri" w:hAnsi="Calibri"/>
-          <w:color w:val="10333C"/>
-          <w:sz w:val="22"/>
-          <w:szCs w:val="22"/>
-        </w:rPr>
-        <w:t xml:space="preserve">, porque es una propiedad del par soluto–membrana y no depende del valor absoluto adoptado.</w:t>
+          <w:color w:val="10333C"/>
+          <w:sz w:val="22"/>
+          <w:szCs w:val="22"/>
+        </w:rPr>
+        <w:t xml:space="preserve">es</w:t>
+      </w:r>
+      <w:r>
+        <w:rPr>
+          <w:rFonts w:ascii="Calibri" w:cs="Calibri" w:eastAsia="Calibri" w:hAnsi="Calibri"/>
+          <w:color w:val="10333C"/>
+          <w:sz w:val="22"/>
+          <w:szCs w:val="22"/>
+        </w:rPr>
+        <w:t xml:space="preserve"> el Cuprophane, el clearance de la B12 sería 23,09 mL/min, pero entonces la urea daría 328,7 mL/min y no los 120 que fija la consigna: el Cuprophane real es 2,74 veces más permeable que la membrana del enunciado.</w:t>
       </w:r>
     </w:p>
     <w:p>

--- a/docs/TP1-dializador-respuestas.docx
+++ b/docs/TP1-dializador-respuestas.docx
@@ -2118,7 +2118,789 @@
           <w:sz w:val="22"/>
           <w:szCs w:val="22"/>
         </w:rPr>
-        <w:t xml:space="preserve">Se descartó un segundo trabajo consultado, sobre difusión de B12 en el material mesoporoso TbMOF-100, porque no es un polímero sino una estructura metal-orgánica cristalina destinada a capturar la molécula y no a permearla: el coeficiente allí reportado es nueve órdenes de magnitud menor y daría un clearance nulo.</w:t>
+        <w:t xml:space="preserve">Se consultaron otras dos fuentes que reportan el coeficiente de la B12 de forma directa, y se descartaron. La comparación es ilustrativa porque muestra que </w:t>
+      </w:r>
+      <w:r>
+        <w:rPr>
+          <w:rFonts w:ascii="Calibri" w:cs="Calibri" w:eastAsia="Calibri" w:hAnsi="Calibri"/>
+          <w:b/>
+          <w:bCs/>
+          <w:color w:val="10333C"/>
+          <w:sz w:val="22"/>
+          <w:szCs w:val="22"/>
+        </w:rPr>
+        <w:t xml:space="preserve">el coeficiente de difusión no es una propiedad de la molécula sola sino del par soluto–material</w:t>
+      </w:r>
+      <w:r>
+        <w:rPr>
+          <w:rFonts w:ascii="Calibri" w:cs="Calibri" w:eastAsia="Calibri" w:hAnsi="Calibri"/>
+          <w:color w:val="10333C"/>
+          <w:sz w:val="22"/>
+          <w:szCs w:val="22"/>
+        </w:rPr>
+        <w:t xml:space="preserve">:</w:t>
+      </w:r>
+    </w:p>
+    <w:tbl>
+      <w:tblPr>
+        <w:tblW w:type="dxa" w:w="8800"/>
+        <w:tblBorders>
+          <w:top w:val="single" w:color="B8C8C6" w:sz="4"/>
+          <w:left w:val="none"/>
+          <w:bottom w:val="single" w:color="B8C8C6" w:sz="4"/>
+          <w:right w:val="none"/>
+          <w:insideH w:val="single" w:color="D6E2DF" w:sz="2"/>
+          <w:insideV w:val="none"/>
+        </w:tblBorders>
+      </w:tblPr>
+      <w:tblGrid>
+        <w:gridCol w:w="3600"/>
+        <w:gridCol w:w="2100"/>
+        <w:gridCol w:w="1700"/>
+        <w:gridCol w:w="1400"/>
+      </w:tblGrid>
+      <w:tr>
+        <w:trPr>
+          <w:tblHeader/>
+        </w:trPr>
+        <w:tc>
+          <w:tcPr>
+            <w:tcW w:type="dxa" w:w="3600"/>
+            <w:shd w:fill="E3ECE9" w:val="clear"/>
+            <w:tcMar>
+              <w:top w:type="dxa" w:w="85"/>
+              <w:left w:type="dxa" w:w="120"/>
+              <w:bottom w:type="dxa" w:w="85"/>
+              <w:right w:type="dxa" w:w="120"/>
+            </w:tcMar>
+          </w:tcPr>
+          <w:p>
+            <w:pPr>
+              <w:spacing w:after="0"/>
+            </w:pPr>
+            <w:r>
+              <w:rPr>
+                <w:rFonts w:ascii="Calibri" w:cs="Calibri" w:eastAsia="Calibri" w:hAnsi="Calibri"/>
+                <w:b/>
+                <w:bCs/>
+                <w:color w:val="5A6A6E"/>
+                <w:sz w:val="19"/>
+                <w:szCs w:val="19"/>
+              </w:rPr>
+              <w:t xml:space="preserve">Material</w:t>
+            </w:r>
+          </w:p>
+        </w:tc>
+        <w:tc>
+          <w:tcPr>
+            <w:tcW w:type="dxa" w:w="2100"/>
+            <w:shd w:fill="E3ECE9" w:val="clear"/>
+            <w:tcMar>
+              <w:top w:type="dxa" w:w="85"/>
+              <w:left w:type="dxa" w:w="120"/>
+              <w:bottom w:type="dxa" w:w="85"/>
+              <w:right w:type="dxa" w:w="120"/>
+            </w:tcMar>
+          </w:tcPr>
+          <w:p>
+            <w:pPr>
+              <w:spacing w:after="0"/>
+            </w:pPr>
+            <w:r>
+              <w:rPr>
+                <w:rFonts w:ascii="Calibri" w:cs="Calibri" w:eastAsia="Calibri" w:hAnsi="Calibri"/>
+                <w:b/>
+                <w:bCs/>
+                <w:color w:val="5A6A6E"/>
+                <w:sz w:val="19"/>
+                <w:szCs w:val="19"/>
+              </w:rPr>
+              <w:t xml:space="preserve">D (m²/s)</w:t>
+            </w:r>
+          </w:p>
+        </w:tc>
+        <w:tc>
+          <w:tcPr>
+            <w:tcW w:type="dxa" w:w="1700"/>
+            <w:shd w:fill="E3ECE9" w:val="clear"/>
+            <w:tcMar>
+              <w:top w:type="dxa" w:w="85"/>
+              <w:left w:type="dxa" w:w="120"/>
+              <w:bottom w:type="dxa" w:w="85"/>
+              <w:right w:type="dxa" w:w="120"/>
+            </w:tcMar>
+          </w:tcPr>
+          <w:p>
+            <w:pPr>
+              <w:spacing w:after="0"/>
+            </w:pPr>
+            <w:r>
+              <w:rPr>
+                <w:rFonts w:ascii="Calibri" w:cs="Calibri" w:eastAsia="Calibri" w:hAnsi="Calibri"/>
+                <w:b/>
+                <w:bCs/>
+                <w:color w:val="5A6A6E"/>
+                <w:sz w:val="19"/>
+                <w:szCs w:val="19"/>
+              </w:rPr>
+              <w:t xml:space="preserve">Cl B12</w:t>
+            </w:r>
+          </w:p>
+        </w:tc>
+        <w:tc>
+          <w:tcPr>
+            <w:tcW w:type="dxa" w:w="1400"/>
+            <w:shd w:fill="E3ECE9" w:val="clear"/>
+            <w:tcMar>
+              <w:top w:type="dxa" w:w="85"/>
+              <w:left w:type="dxa" w:w="120"/>
+              <w:bottom w:type="dxa" w:w="85"/>
+              <w:right w:type="dxa" w:w="120"/>
+            </w:tcMar>
+          </w:tcPr>
+          <w:p>
+            <w:pPr>
+              <w:spacing w:after="0"/>
+            </w:pPr>
+            <w:r>
+              <w:rPr>
+                <w:rFonts w:ascii="Calibri" w:cs="Calibri" w:eastAsia="Calibri" w:hAnsi="Calibri"/>
+                <w:b/>
+                <w:bCs/>
+                <w:color w:val="5A6A6E"/>
+                <w:sz w:val="19"/>
+                <w:szCs w:val="19"/>
+              </w:rPr>
+              <w:t xml:space="preserve">vs urea</w:t>
+            </w:r>
+          </w:p>
+        </w:tc>
+      </w:tr>
+      <w:tr>
+        <w:tc>
+          <w:tcPr>
+            <w:tcW w:type="dxa" w:w="3600"/>
+            <w:tcMar>
+              <w:top w:type="dxa" w:w="85"/>
+              <w:left w:type="dxa" w:w="120"/>
+              <w:bottom w:type="dxa" w:w="85"/>
+              <w:right w:type="dxa" w:w="120"/>
+            </w:tcMar>
+          </w:tcPr>
+          <w:p>
+            <w:pPr>
+              <w:spacing w:after="0"/>
+            </w:pPr>
+            <w:r>
+              <w:rPr>
+                <w:rFonts w:ascii="Consolas" w:cs="Consolas" w:eastAsia="Consolas" w:hAnsi="Consolas"/>
+                <w:b w:val="false"/>
+                <w:bCs w:val="false"/>
+                <w:color w:val="10333C"/>
+                <w:sz w:val="19"/>
+                <w:szCs w:val="19"/>
+              </w:rPr>
+              <w:t xml:space="preserve">Agua libre (referencia)</w:t>
+            </w:r>
+          </w:p>
+        </w:tc>
+        <w:tc>
+          <w:tcPr>
+            <w:tcW w:type="dxa" w:w="2100"/>
+            <w:tcMar>
+              <w:top w:type="dxa" w:w="85"/>
+              <w:left w:type="dxa" w:w="120"/>
+              <w:bottom w:type="dxa" w:w="85"/>
+              <w:right w:type="dxa" w:w="120"/>
+            </w:tcMar>
+          </w:tcPr>
+          <w:p>
+            <w:pPr>
+              <w:spacing w:after="0"/>
+            </w:pPr>
+            <w:r>
+              <w:rPr>
+                <w:rFonts w:ascii="Consolas" w:cs="Consolas" w:eastAsia="Consolas" w:hAnsi="Consolas"/>
+                <w:b w:val="false"/>
+                <w:bCs w:val="false"/>
+                <w:color w:val="10333C"/>
+                <w:sz w:val="19"/>
+                <w:szCs w:val="19"/>
+              </w:rPr>
+              <w:t xml:space="preserve">3,79 × 10⁻¹⁰</w:t>
+            </w:r>
+          </w:p>
+        </w:tc>
+        <w:tc>
+          <w:tcPr>
+            <w:tcW w:type="dxa" w:w="1700"/>
+            <w:tcMar>
+              <w:top w:type="dxa" w:w="85"/>
+              <w:left w:type="dxa" w:w="120"/>
+              <w:bottom w:type="dxa" w:w="85"/>
+              <w:right w:type="dxa" w:w="120"/>
+            </w:tcMar>
+          </w:tcPr>
+          <w:p>
+            <w:pPr>
+              <w:spacing w:after="0"/>
+            </w:pPr>
+            <w:r>
+              <w:rPr>
+                <w:rFonts w:ascii="Consolas" w:cs="Consolas" w:eastAsia="Consolas" w:hAnsi="Consolas"/>
+                <w:b w:val="false"/>
+                <w:bCs w:val="false"/>
+                <w:color w:val="10333C"/>
+                <w:sz w:val="19"/>
+                <w:szCs w:val="19"/>
+              </w:rPr>
+              <w:t xml:space="preserve">454,8</w:t>
+            </w:r>
+          </w:p>
+        </w:tc>
+        <w:tc>
+          <w:tcPr>
+            <w:tcW w:type="dxa" w:w="1400"/>
+            <w:tcMar>
+              <w:top w:type="dxa" w:w="85"/>
+              <w:left w:type="dxa" w:w="120"/>
+              <w:bottom w:type="dxa" w:w="85"/>
+              <w:right w:type="dxa" w:w="120"/>
+            </w:tcMar>
+          </w:tcPr>
+          <w:p>
+            <w:pPr>
+              <w:spacing w:after="0"/>
+            </w:pPr>
+            <w:r>
+              <w:rPr>
+                <w:rFonts w:ascii="Consolas" w:cs="Consolas" w:eastAsia="Consolas" w:hAnsi="Consolas"/>
+                <w:b w:val="false"/>
+                <w:bCs w:val="false"/>
+                <w:color w:val="10333C"/>
+                <w:sz w:val="19"/>
+                <w:szCs w:val="19"/>
+              </w:rPr>
+              <w:t xml:space="preserve">× 3,79</w:t>
+            </w:r>
+          </w:p>
+        </w:tc>
+      </w:tr>
+      <w:tr>
+        <w:tc>
+          <w:tcPr>
+            <w:tcW w:type="dxa" w:w="3600"/>
+            <w:tcMar>
+              <w:top w:type="dxa" w:w="85"/>
+              <w:left w:type="dxa" w:w="120"/>
+              <w:bottom w:type="dxa" w:w="85"/>
+              <w:right w:type="dxa" w:w="120"/>
+            </w:tcMar>
+          </w:tcPr>
+          <w:p>
+            <w:pPr>
+              <w:spacing w:after="0"/>
+            </w:pPr>
+            <w:r>
+              <w:rPr>
+                <w:rFonts w:ascii="Consolas" w:cs="Consolas" w:eastAsia="Consolas" w:hAnsi="Consolas"/>
+                <w:b w:val="false"/>
+                <w:bCs w:val="false"/>
+                <w:color w:val="10333C"/>
+                <w:sz w:val="19"/>
+                <w:szCs w:val="19"/>
+              </w:rPr>
+              <w:t xml:space="preserve">Gellan gum, hidrogel</w:t>
+            </w:r>
+          </w:p>
+        </w:tc>
+        <w:tc>
+          <w:tcPr>
+            <w:tcW w:type="dxa" w:w="2100"/>
+            <w:tcMar>
+              <w:top w:type="dxa" w:w="85"/>
+              <w:left w:type="dxa" w:w="120"/>
+              <w:bottom w:type="dxa" w:w="85"/>
+              <w:right w:type="dxa" w:w="120"/>
+            </w:tcMar>
+          </w:tcPr>
+          <w:p>
+            <w:pPr>
+              <w:spacing w:after="0"/>
+            </w:pPr>
+            <w:r>
+              <w:rPr>
+                <w:rFonts w:ascii="Consolas" w:cs="Consolas" w:eastAsia="Consolas" w:hAnsi="Consolas"/>
+                <w:b w:val="false"/>
+                <w:bCs w:val="false"/>
+                <w:color w:val="10333C"/>
+                <w:sz w:val="19"/>
+                <w:szCs w:val="19"/>
+              </w:rPr>
+              <w:t xml:space="preserve">1,70 × 10⁻¹⁰</w:t>
+            </w:r>
+          </w:p>
+        </w:tc>
+        <w:tc>
+          <w:tcPr>
+            <w:tcW w:type="dxa" w:w="1700"/>
+            <w:tcMar>
+              <w:top w:type="dxa" w:w="85"/>
+              <w:left w:type="dxa" w:w="120"/>
+              <w:bottom w:type="dxa" w:w="85"/>
+              <w:right w:type="dxa" w:w="120"/>
+            </w:tcMar>
+          </w:tcPr>
+          <w:p>
+            <w:pPr>
+              <w:spacing w:after="0"/>
+            </w:pPr>
+            <w:r>
+              <w:rPr>
+                <w:rFonts w:ascii="Consolas" w:cs="Consolas" w:eastAsia="Consolas" w:hAnsi="Consolas"/>
+                <w:b w:val="false"/>
+                <w:bCs w:val="false"/>
+                <w:color w:val="10333C"/>
+                <w:sz w:val="19"/>
+                <w:szCs w:val="19"/>
+              </w:rPr>
+              <w:t xml:space="preserve">204,0</w:t>
+            </w:r>
+          </w:p>
+        </w:tc>
+        <w:tc>
+          <w:tcPr>
+            <w:tcW w:type="dxa" w:w="1400"/>
+            <w:tcMar>
+              <w:top w:type="dxa" w:w="85"/>
+              <w:left w:type="dxa" w:w="120"/>
+              <w:bottom w:type="dxa" w:w="85"/>
+              <w:right w:type="dxa" w:w="120"/>
+            </w:tcMar>
+          </w:tcPr>
+          <w:p>
+            <w:pPr>
+              <w:spacing w:after="0"/>
+            </w:pPr>
+            <w:r>
+              <w:rPr>
+                <w:rFonts w:ascii="Consolas" w:cs="Consolas" w:eastAsia="Consolas" w:hAnsi="Consolas"/>
+                <w:b w:val="false"/>
+                <w:bCs w:val="false"/>
+                <w:color w:val="10333C"/>
+                <w:sz w:val="19"/>
+                <w:szCs w:val="19"/>
+              </w:rPr>
+              <w:t xml:space="preserve">× 1,70</w:t>
+            </w:r>
+          </w:p>
+        </w:tc>
+      </w:tr>
+      <w:tr>
+        <w:tc>
+          <w:tcPr>
+            <w:tcW w:type="dxa" w:w="3600"/>
+            <w:tcMar>
+              <w:top w:type="dxa" w:w="85"/>
+              <w:left w:type="dxa" w:w="120"/>
+              <w:bottom w:type="dxa" w:w="85"/>
+              <w:right w:type="dxa" w:w="120"/>
+            </w:tcMar>
+          </w:tcPr>
+          <w:p>
+            <w:pPr>
+              <w:spacing w:after="0"/>
+            </w:pPr>
+            <w:r>
+              <w:rPr>
+                <w:rFonts w:ascii="Consolas" w:cs="Consolas" w:eastAsia="Consolas" w:hAnsi="Consolas"/>
+                <w:b w:val="false"/>
+                <w:bCs w:val="false"/>
+                <w:color w:val="10333C"/>
+                <w:sz w:val="19"/>
+                <w:szCs w:val="19"/>
+              </w:rPr>
+              <w:t xml:space="preserve">Gellan gum + nanotubos</w:t>
+            </w:r>
+          </w:p>
+        </w:tc>
+        <w:tc>
+          <w:tcPr>
+            <w:tcW w:type="dxa" w:w="2100"/>
+            <w:tcMar>
+              <w:top w:type="dxa" w:w="85"/>
+              <w:left w:type="dxa" w:w="120"/>
+              <w:bottom w:type="dxa" w:w="85"/>
+              <w:right w:type="dxa" w:w="120"/>
+            </w:tcMar>
+          </w:tcPr>
+          <w:p>
+            <w:pPr>
+              <w:spacing w:after="0"/>
+            </w:pPr>
+            <w:r>
+              <w:rPr>
+                <w:rFonts w:ascii="Consolas" w:cs="Consolas" w:eastAsia="Consolas" w:hAnsi="Consolas"/>
+                <w:b w:val="false"/>
+                <w:bCs w:val="false"/>
+                <w:color w:val="10333C"/>
+                <w:sz w:val="19"/>
+                <w:szCs w:val="19"/>
+              </w:rPr>
+              <w:t xml:space="preserve">7,00 × 10⁻¹¹</w:t>
+            </w:r>
+          </w:p>
+        </w:tc>
+        <w:tc>
+          <w:tcPr>
+            <w:tcW w:type="dxa" w:w="1700"/>
+            <w:tcMar>
+              <w:top w:type="dxa" w:w="85"/>
+              <w:left w:type="dxa" w:w="120"/>
+              <w:bottom w:type="dxa" w:w="85"/>
+              <w:right w:type="dxa" w:w="120"/>
+            </w:tcMar>
+          </w:tcPr>
+          <w:p>
+            <w:pPr>
+              <w:spacing w:after="0"/>
+            </w:pPr>
+            <w:r>
+              <w:rPr>
+                <w:rFonts w:ascii="Consolas" w:cs="Consolas" w:eastAsia="Consolas" w:hAnsi="Consolas"/>
+                <w:b w:val="false"/>
+                <w:bCs w:val="false"/>
+                <w:color w:val="10333C"/>
+                <w:sz w:val="19"/>
+                <w:szCs w:val="19"/>
+              </w:rPr>
+              <w:t xml:space="preserve">84,0</w:t>
+            </w:r>
+          </w:p>
+        </w:tc>
+        <w:tc>
+          <w:tcPr>
+            <w:tcW w:type="dxa" w:w="1400"/>
+            <w:tcMar>
+              <w:top w:type="dxa" w:w="85"/>
+              <w:left w:type="dxa" w:w="120"/>
+              <w:bottom w:type="dxa" w:w="85"/>
+              <w:right w:type="dxa" w:w="120"/>
+            </w:tcMar>
+          </w:tcPr>
+          <w:p>
+            <w:pPr>
+              <w:spacing w:after="0"/>
+            </w:pPr>
+            <w:r>
+              <w:rPr>
+                <w:rFonts w:ascii="Consolas" w:cs="Consolas" w:eastAsia="Consolas" w:hAnsi="Consolas"/>
+                <w:b w:val="false"/>
+                <w:bCs w:val="false"/>
+                <w:color w:val="10333C"/>
+                <w:sz w:val="19"/>
+                <w:szCs w:val="19"/>
+              </w:rPr>
+              <w:t xml:space="preserve">× 0,70</w:t>
+            </w:r>
+          </w:p>
+        </w:tc>
+      </w:tr>
+      <w:tr>
+        <w:tc>
+          <w:tcPr>
+            <w:tcW w:type="dxa" w:w="3600"/>
+            <w:tcMar>
+              <w:top w:type="dxa" w:w="85"/>
+              <w:left w:type="dxa" w:w="120"/>
+              <w:bottom w:type="dxa" w:w="85"/>
+              <w:right w:type="dxa" w:w="120"/>
+            </w:tcMar>
+          </w:tcPr>
+          <w:p>
+            <w:pPr>
+              <w:spacing w:after="0"/>
+            </w:pPr>
+            <w:r>
+              <w:rPr>
+                <w:rFonts w:ascii="Consolas" w:cs="Consolas" w:eastAsia="Consolas" w:hAnsi="Consolas"/>
+                <w:b w:val="false"/>
+                <w:bCs w:val="false"/>
+                <w:color w:val="10333C"/>
+                <w:sz w:val="19"/>
+                <w:szCs w:val="19"/>
+              </w:rPr>
+              <w:t xml:space="preserve">Cuprophane PT-150</w:t>
+            </w:r>
+          </w:p>
+        </w:tc>
+        <w:tc>
+          <w:tcPr>
+            <w:tcW w:type="dxa" w:w="2100"/>
+            <w:tcMar>
+              <w:top w:type="dxa" w:w="85"/>
+              <w:left w:type="dxa" w:w="120"/>
+              <w:bottom w:type="dxa" w:w="85"/>
+              <w:right w:type="dxa" w:w="120"/>
+            </w:tcMar>
+          </w:tcPr>
+          <w:p>
+            <w:pPr>
+              <w:spacing w:after="0"/>
+            </w:pPr>
+            <w:r>
+              <w:rPr>
+                <w:rFonts w:ascii="Consolas" w:cs="Consolas" w:eastAsia="Consolas" w:hAnsi="Consolas"/>
+                <w:b w:val="false"/>
+                <w:bCs w:val="false"/>
+                <w:color w:val="10333C"/>
+                <w:sz w:val="19"/>
+                <w:szCs w:val="19"/>
+              </w:rPr>
+              <w:t xml:space="preserve">1,92 × 10⁻¹¹</w:t>
+            </w:r>
+          </w:p>
+        </w:tc>
+        <w:tc>
+          <w:tcPr>
+            <w:tcW w:type="dxa" w:w="1700"/>
+            <w:tcMar>
+              <w:top w:type="dxa" w:w="85"/>
+              <w:left w:type="dxa" w:w="120"/>
+              <w:bottom w:type="dxa" w:w="85"/>
+              <w:right w:type="dxa" w:w="120"/>
+            </w:tcMar>
+          </w:tcPr>
+          <w:p>
+            <w:pPr>
+              <w:spacing w:after="0"/>
+            </w:pPr>
+            <w:r>
+              <w:rPr>
+                <w:rFonts w:ascii="Consolas" w:cs="Consolas" w:eastAsia="Consolas" w:hAnsi="Consolas"/>
+                <w:b w:val="false"/>
+                <w:bCs w:val="false"/>
+                <w:color w:val="10333C"/>
+                <w:sz w:val="19"/>
+                <w:szCs w:val="19"/>
+              </w:rPr>
+              <w:t xml:space="preserve">23,1</w:t>
+            </w:r>
+          </w:p>
+        </w:tc>
+        <w:tc>
+          <w:tcPr>
+            <w:tcW w:type="dxa" w:w="1400"/>
+            <w:tcMar>
+              <w:top w:type="dxa" w:w="85"/>
+              <w:left w:type="dxa" w:w="120"/>
+              <w:bottom w:type="dxa" w:w="85"/>
+              <w:right w:type="dxa" w:w="120"/>
+            </w:tcMar>
+          </w:tcPr>
+          <w:p>
+            <w:pPr>
+              <w:spacing w:after="0"/>
+            </w:pPr>
+            <w:r>
+              <w:rPr>
+                <w:rFonts w:ascii="Consolas" w:cs="Consolas" w:eastAsia="Consolas" w:hAnsi="Consolas"/>
+                <w:b w:val="false"/>
+                <w:bCs w:val="false"/>
+                <w:color w:val="10333C"/>
+                <w:sz w:val="19"/>
+                <w:szCs w:val="19"/>
+              </w:rPr>
+              <w:t xml:space="preserve">× 0,19</w:t>
+            </w:r>
+          </w:p>
+        </w:tc>
+      </w:tr>
+      <w:tr>
+        <w:tc>
+          <w:tcPr>
+            <w:tcW w:type="dxa" w:w="3600"/>
+            <w:tcMar>
+              <w:top w:type="dxa" w:w="85"/>
+              <w:left w:type="dxa" w:w="120"/>
+              <w:bottom w:type="dxa" w:w="85"/>
+              <w:right w:type="dxa" w:w="120"/>
+            </w:tcMar>
+          </w:tcPr>
+          <w:p>
+            <w:pPr>
+              <w:spacing w:after="0"/>
+            </w:pPr>
+            <w:r>
+              <w:rPr>
+                <w:rFonts w:ascii="Consolas" w:cs="Consolas" w:eastAsia="Consolas" w:hAnsi="Consolas"/>
+                <w:b w:val="false"/>
+                <w:bCs w:val="false"/>
+                <w:color w:val="10333C"/>
+                <w:sz w:val="19"/>
+                <w:szCs w:val="19"/>
+              </w:rPr>
+              <w:t xml:space="preserve">TbMOF-100</w:t>
+            </w:r>
+          </w:p>
+        </w:tc>
+        <w:tc>
+          <w:tcPr>
+            <w:tcW w:type="dxa" w:w="2100"/>
+            <w:tcMar>
+              <w:top w:type="dxa" w:w="85"/>
+              <w:left w:type="dxa" w:w="120"/>
+              <w:bottom w:type="dxa" w:w="85"/>
+              <w:right w:type="dxa" w:w="120"/>
+            </w:tcMar>
+          </w:tcPr>
+          <w:p>
+            <w:pPr>
+              <w:spacing w:after="0"/>
+            </w:pPr>
+            <w:r>
+              <w:rPr>
+                <w:rFonts w:ascii="Consolas" w:cs="Consolas" w:eastAsia="Consolas" w:hAnsi="Consolas"/>
+                <w:b w:val="false"/>
+                <w:bCs w:val="false"/>
+                <w:color w:val="10333C"/>
+                <w:sz w:val="19"/>
+                <w:szCs w:val="19"/>
+              </w:rPr>
+              <w:t xml:space="preserve">1,83 × 10⁻²⁰</w:t>
+            </w:r>
+          </w:p>
+        </w:tc>
+        <w:tc>
+          <w:tcPr>
+            <w:tcW w:type="dxa" w:w="1700"/>
+            <w:tcMar>
+              <w:top w:type="dxa" w:w="85"/>
+              <w:left w:type="dxa" w:w="120"/>
+              <w:bottom w:type="dxa" w:w="85"/>
+              <w:right w:type="dxa" w:w="120"/>
+            </w:tcMar>
+          </w:tcPr>
+          <w:p>
+            <w:pPr>
+              <w:spacing w:after="0"/>
+            </w:pPr>
+            <w:r>
+              <w:rPr>
+                <w:rFonts w:ascii="Consolas" w:cs="Consolas" w:eastAsia="Consolas" w:hAnsi="Consolas"/>
+                <w:b w:val="false"/>
+                <w:bCs w:val="false"/>
+                <w:color w:val="10333C"/>
+                <w:sz w:val="19"/>
+                <w:szCs w:val="19"/>
+              </w:rPr>
+              <w:t xml:space="preserve">≈ 0</w:t>
+            </w:r>
+          </w:p>
+        </w:tc>
+        <w:tc>
+          <w:tcPr>
+            <w:tcW w:type="dxa" w:w="1400"/>
+            <w:tcMar>
+              <w:top w:type="dxa" w:w="85"/>
+              <w:left w:type="dxa" w:w="120"/>
+              <w:bottom w:type="dxa" w:w="85"/>
+              <w:right w:type="dxa" w:w="120"/>
+            </w:tcMar>
+          </w:tcPr>
+          <w:p>
+            <w:pPr>
+              <w:spacing w:after="0"/>
+            </w:pPr>
+            <w:r>
+              <w:rPr>
+                <w:rFonts w:ascii="Consolas" w:cs="Consolas" w:eastAsia="Consolas" w:hAnsi="Consolas"/>
+                <w:b w:val="false"/>
+                <w:bCs w:val="false"/>
+                <w:color w:val="10333C"/>
+                <w:sz w:val="19"/>
+                <w:szCs w:val="19"/>
+              </w:rPr>
+              <w:t xml:space="preserve">≈ 0</w:t>
+            </w:r>
+          </w:p>
+        </w:tc>
+      </w:tr>
+    </w:tbl>
+    <w:p>
+      <w:pPr>
+        <w:spacing w:after="220"/>
+      </w:pPr>
+      <w:r>
+        <w:t xml:space="preserve"/>
+      </w:r>
+    </w:p>
+    <w:p>
+      <w:pPr>
+        <w:spacing w:after="130" w:line="300"/>
+      </w:pPr>
+      <w:r>
+        <w:rPr>
+          <w:rFonts w:ascii="Calibri" w:cs="Calibri" w:eastAsia="Calibri" w:hAnsi="Calibri"/>
+          <w:color w:val="10333C"/>
+          <w:sz w:val="22"/>
+          <w:szCs w:val="22"/>
+        </w:rPr>
+        <w:t xml:space="preserve">El hidrogel de gellan gum (Ferris &amp; in het Panhuis, 2010) sí es un polímero, de la misma familia polisacárida que la celulosa, y reporta el coeficiente directamente. Se descartó porque es un hidrogel blando para liberación de fármacos y no una membrana de separación: al combinarlo con el coeficiente de urea del enunciado, la B12 resultaría </w:t>
+      </w:r>
+      <w:r>
+        <w:rPr>
+          <w:rFonts w:ascii="Calibri" w:cs="Calibri" w:eastAsia="Calibri" w:hAnsi="Calibri"/>
+          <w:b/>
+          <w:bCs/>
+          <w:color w:val="10333C"/>
+          <w:sz w:val="22"/>
+          <w:szCs w:val="22"/>
+        </w:rPr>
+        <w:t xml:space="preserve">1,70 veces más rápida que la urea</w:t>
+      </w:r>
+      <w:r>
+        <w:rPr>
+          <w:rFonts w:ascii="Calibri" w:cs="Calibri" w:eastAsia="Calibri" w:hAnsi="Calibri"/>
+          <w:color w:val="10333C"/>
+          <w:sz w:val="22"/>
+          <w:szCs w:val="22"/>
+        </w:rPr>
+        <w:t xml:space="preserve">, lo que es imposible para una molécula veintidós veces más pesada. El TbMOF-100 (Valencia, 2012) se descartó porque no es un polímero sino una estructura metal-orgánica cristalina, destinada a capturar la molécula en jaulas y no a permearla; su coeficiente es nueve órdenes de magnitud menor y daría clearance nulo.</w:t>
+      </w:r>
+    </w:p>
+    <w:p>
+      <w:pPr>
+        <w:spacing w:after="130" w:line="300"/>
+      </w:pPr>
+      <w:r>
+        <w:rPr>
+          <w:rFonts w:ascii="Calibri" w:cs="Calibri" w:eastAsia="Calibri" w:hAnsi="Calibri"/>
+          <w:color w:val="10333C"/>
+          <w:sz w:val="22"/>
+          <w:szCs w:val="22"/>
+        </w:rPr>
+        <w:t xml:space="preserve">El criterio de selección fue por lo tanto que la fuente midiera </w:t>
+      </w:r>
+      <w:r>
+        <w:rPr>
+          <w:rFonts w:ascii="Calibri" w:cs="Calibri" w:eastAsia="Calibri" w:hAnsi="Calibri"/>
+          <w:b/>
+          <w:bCs/>
+          <w:color w:val="10333C"/>
+          <w:sz w:val="22"/>
+          <w:szCs w:val="22"/>
+        </w:rPr>
+        <w:t xml:space="preserve">ambos solutos sobre el mismo material</w:t>
+      </w:r>
+      <w:r>
+        <w:rPr>
+          <w:rFonts w:ascii="Calibri" w:cs="Calibri" w:eastAsia="Calibri" w:hAnsi="Calibri"/>
+          <w:color w:val="10333C"/>
+          <w:sz w:val="22"/>
+          <w:szCs w:val="22"/>
+        </w:rPr>
+        <w:t xml:space="preserve">, condición que sólo cumple Colton y que es la que hace trasladable el cociente.</w:t>
       </w:r>
     </w:p>
     <w:p>
@@ -2751,16 +3533,16 @@
     </w:p>
     <w:p>
       <w:pPr>
-        <w:spacing w:after="0" w:line="300"/>
-      </w:pPr>
-      <w:r>
-        <w:rPr>
-          <w:rFonts w:ascii="Calibri" w:cs="Calibri" w:eastAsia="Calibri" w:hAnsi="Calibri"/>
-          <w:color w:val="10333C"/>
-          <w:sz w:val="22"/>
-          <w:szCs w:val="22"/>
-        </w:rPr>
-        <w:t xml:space="preserve">Renkin, E. M. (1954). Filtration, diffusion and molecular sieving through porous cellulose membranes. </w:t>
+        <w:spacing w:after="130" w:line="300"/>
+      </w:pPr>
+      <w:r>
+        <w:rPr>
+          <w:rFonts w:ascii="Calibri" w:cs="Calibri" w:eastAsia="Calibri" w:hAnsi="Calibri"/>
+          <w:color w:val="10333C"/>
+          <w:sz w:val="22"/>
+          <w:szCs w:val="22"/>
+        </w:rPr>
+        <w:t xml:space="preserve">Ferris, C. J. &amp; in het Panhuis, M. (2010). Diffusion of vitamin B12 in gellan gum-carbon nanotube hydrogels. </w:t>
       </w:r>
       <w:r>
         <w:rPr>
@@ -2771,6 +3553,40 @@
           <w:sz w:val="22"/>
           <w:szCs w:val="22"/>
         </w:rPr>
+        <w:t xml:space="preserve">2010 International Conference on Nanoscience and Nanotechnology (ICONN)</w:t>
+      </w:r>
+      <w:r>
+        <w:rPr>
+          <w:rFonts w:ascii="Calibri" w:cs="Calibri" w:eastAsia="Calibri" w:hAnsi="Calibri"/>
+          <w:color w:val="10333C"/>
+          <w:sz w:val="22"/>
+          <w:szCs w:val="22"/>
+        </w:rPr>
+        <w:t xml:space="preserve">, Sydney. DOI: 10.1109/ICONN.2010.6045180.</w:t>
+      </w:r>
+    </w:p>
+    <w:p>
+      <w:pPr>
+        <w:spacing w:after="130" w:line="300"/>
+      </w:pPr>
+      <w:r>
+        <w:rPr>
+          <w:rFonts w:ascii="Calibri" w:cs="Calibri" w:eastAsia="Calibri" w:hAnsi="Calibri"/>
+          <w:color w:val="10333C"/>
+          <w:sz w:val="22"/>
+          <w:szCs w:val="22"/>
+        </w:rPr>
+        <w:t xml:space="preserve">Renkin, E. M. (1954). Filtration, diffusion and molecular sieving through porous cellulose membranes. </w:t>
+      </w:r>
+      <w:r>
+        <w:rPr>
+          <w:rFonts w:ascii="Calibri" w:cs="Calibri" w:eastAsia="Calibri" w:hAnsi="Calibri"/>
+          <w:i/>
+          <w:iCs/>
+          <w:color w:val="10333C"/>
+          <w:sz w:val="22"/>
+          <w:szCs w:val="22"/>
+        </w:rPr>
         <w:t xml:space="preserve">The Journal of General Physiology</w:t>
       </w:r>
       <w:r>
@@ -2781,6 +3597,40 @@
           <w:szCs w:val="22"/>
         </w:rPr>
         <w:t xml:space="preserve">, 38(2), 225–243.</w:t>
+      </w:r>
+    </w:p>
+    <w:p>
+      <w:pPr>
+        <w:spacing w:after="0" w:line="300"/>
+      </w:pPr>
+      <w:r>
+        <w:rPr>
+          <w:rFonts w:ascii="Calibri" w:cs="Calibri" w:eastAsia="Calibri" w:hAnsi="Calibri"/>
+          <w:color w:val="10333C"/>
+          <w:sz w:val="22"/>
+          <w:szCs w:val="22"/>
+        </w:rPr>
+        <w:t xml:space="preserve">Valencia, V. (2013). Diffusion of Vitamin B12 Across a Mesoporous Metal Organic Framework. </w:t>
+      </w:r>
+      <w:r>
+        <w:rPr>
+          <w:rFonts w:ascii="Calibri" w:cs="Calibri" w:eastAsia="Calibri" w:hAnsi="Calibri"/>
+          <w:i/>
+          <w:iCs/>
+          <w:color w:val="10333C"/>
+          <w:sz w:val="22"/>
+          <w:szCs w:val="22"/>
+        </w:rPr>
+        <w:t xml:space="preserve">Undergraduate Journal of Mathematical Modeling: One + Two</w:t>
+      </w:r>
+      <w:r>
+        <w:rPr>
+          <w:rFonts w:ascii="Calibri" w:cs="Calibri" w:eastAsia="Calibri" w:hAnsi="Calibri"/>
+          <w:color w:val="10333C"/>
+          <w:sz w:val="22"/>
+          <w:szCs w:val="22"/>
+        </w:rPr>
+        <w:t xml:space="preserve">, 5(1), Art. 3.</w:t>
       </w:r>
     </w:p>
     <w:sectPr>
